--- a/Documentation/AI Prompts/Vibe Coding - Extra Time.docx
+++ b/Documentation/AI Prompts/Vibe Coding - Extra Time.docx
@@ -262,6 +262,85 @@
       <w:proofErr w:type="spellEnd"/>
       <w:r>
         <w:t>&gt;</w:t>
+      </w:r>
+    </w:p>
+    <w:p>
+      <w:pPr>
+        <w:spacing w:line="240" w:lineRule="auto"/>
+      </w:pPr>
+    </w:p>
+    <w:p>
+      <w:pPr>
+        <w:rPr>
+          <w:b/>
+          <w:bCs/>
+          <w:color w:val="EE0000"/>
+          <w:u w:val="single"/>
+        </w:rPr>
+      </w:pPr>
+      <w:r>
+        <w:rPr>
+          <w:b/>
+          <w:bCs/>
+          <w:color w:val="EE0000"/>
+          <w:u w:val="single"/>
+        </w:rPr>
+        <w:t>Prompt #</w:t>
+      </w:r>
+      <w:r>
+        <w:rPr>
+          <w:b/>
+          <w:bCs/>
+          <w:color w:val="EE0000"/>
+          <w:u w:val="single"/>
+        </w:rPr>
+        <w:t>2</w:t>
+      </w:r>
+      <w:r>
+        <w:rPr>
+          <w:b/>
+          <w:bCs/>
+          <w:color w:val="EE0000"/>
+          <w:u w:val="single"/>
+        </w:rPr>
+        <w:t>:</w:t>
+      </w:r>
+    </w:p>
+    <w:p>
+      <w:pPr>
+        <w:spacing w:line="240" w:lineRule="auto"/>
+      </w:pPr>
+      <w:r>
+        <w:t>There is a field called “</w:t>
+      </w:r>
+      <w:proofErr w:type="spellStart"/>
+      <w:r>
+        <w:t>WorkDuration</w:t>
+      </w:r>
+      <w:proofErr w:type="spellEnd"/>
+      <w:r>
+        <w:t>” in “</w:t>
+      </w:r>
+      <w:proofErr w:type="spellStart"/>
+      <w:r>
+        <w:t>OTRequestWF</w:t>
+      </w:r>
+      <w:proofErr w:type="spellEnd"/>
+      <w:r>
+        <w:t xml:space="preserve">” table, where data type is integer. It stores the total work duration in terms of minutes. Tell me how to convert the value to time string with the following format: </w:t>
+      </w:r>
+      <w:proofErr w:type="spellStart"/>
+      <w:proofErr w:type="gramStart"/>
+      <w:r>
+        <w:t>HH:mm</w:t>
+      </w:r>
+      <w:proofErr w:type="spellEnd"/>
+      <w:r>
+        <w:t>.</w:t>
+      </w:r>
+      <w:proofErr w:type="gramEnd"/>
+      <w:r>
+        <w:t xml:space="preserve"> Let’s say the value of this field is 490 then the conversion should be, 08:10.</w:t>
       </w:r>
     </w:p>
     <w:sectPr>
@@ -674,6 +753,7 @@
   <w:style w:type="paragraph" w:default="1" w:styleId="Normal">
     <w:name w:val="Normal"/>
     <w:qFormat/>
+    <w:rsid w:val="000C393B"/>
   </w:style>
   <w:style w:type="paragraph" w:styleId="Heading1">
     <w:name w:val="heading 1"/>
@@ -877,6 +957,7 @@
   <w:style w:type="character" w:default="1" w:styleId="DefaultParagraphFont">
     <w:name w:val="Default Paragraph Font"/>
     <w:uiPriority w:val="1"/>
+    <w:semiHidden/>
     <w:unhideWhenUsed/>
   </w:style>
   <w:style w:type="table" w:default="1" w:styleId="TableNormal">

--- a/Documentation/AI Prompts/Vibe Coding - Extra Time.docx
+++ b/Documentation/AI Prompts/Vibe Coding - Extra Time.docx
@@ -341,6 +341,5303 @@
       <w:proofErr w:type="gramEnd"/>
       <w:r>
         <w:t xml:space="preserve"> Let’s say the value of this field is 490 then the conversion should be, 08:10.</w:t>
+      </w:r>
+    </w:p>
+    <w:p>
+      <w:pPr>
+        <w:rPr>
+          <w:b/>
+          <w:bCs/>
+          <w:color w:val="EE0000"/>
+          <w:u w:val="single"/>
+        </w:rPr>
+      </w:pPr>
+      <w:r>
+        <w:rPr>
+          <w:b/>
+          <w:bCs/>
+          <w:color w:val="EE0000"/>
+          <w:u w:val="single"/>
+        </w:rPr>
+        <w:t>Prompt #</w:t>
+      </w:r>
+      <w:r>
+        <w:rPr>
+          <w:b/>
+          <w:bCs/>
+          <w:color w:val="EE0000"/>
+          <w:u w:val="single"/>
+        </w:rPr>
+        <w:t>3</w:t>
+      </w:r>
+      <w:r>
+        <w:rPr>
+          <w:b/>
+          <w:bCs/>
+          <w:color w:val="EE0000"/>
+          <w:u w:val="single"/>
+        </w:rPr>
+        <w:t>:</w:t>
+      </w:r>
+    </w:p>
+    <w:p>
+      <w:pPr>
+        <w:spacing w:line="240" w:lineRule="auto"/>
+      </w:pPr>
+      <w:r>
+        <w:t xml:space="preserve">Tell me how to convert a variable of type object? Into </w:t>
+      </w:r>
+      <w:proofErr w:type="spellStart"/>
+      <w:r>
+        <w:t>TimeSpan</w:t>
+      </w:r>
+      <w:proofErr w:type="spellEnd"/>
+      <w:r>
+        <w:t xml:space="preserve"> in C#.</w:t>
+      </w:r>
+    </w:p>
+    <w:p>
+      <w:pPr>
+        <w:spacing w:line="240" w:lineRule="auto"/>
+        <w:rPr>
+          <w:b/>
+          <w:bCs/>
+          <w:i/>
+          <w:iCs/>
+          <w:color w:val="EE0000"/>
+          <w:u w:val="single"/>
+        </w:rPr>
+      </w:pPr>
+      <w:r>
+        <w:rPr>
+          <w:b/>
+          <w:bCs/>
+          <w:i/>
+          <w:iCs/>
+          <w:color w:val="EE0000"/>
+          <w:u w:val="single"/>
+        </w:rPr>
+        <w:t>Prompt #4:</w:t>
+      </w:r>
+    </w:p>
+    <w:p>
+      <w:pPr>
+        <w:spacing w:line="240" w:lineRule="auto"/>
+      </w:pPr>
+      <w:r>
+        <w:t>I need to implement validation to the OT Start Time and OT End Time data entry fields, where OT Start Time should be less than OT End Time. Find below the Blazor code for rendering the OT Start Time and OT End Time fields, as well as the custom validation code and DTO class. However, when I run the system, specify value of OT Start Time which is greater than OR End Time, validation is now happening. Write production-ready code to fix this issue.</w:t>
+      </w:r>
+    </w:p>
+    <w:p>
+      <w:pPr>
+        <w:spacing w:line="240" w:lineRule="auto"/>
+        <w:rPr>
+          <w:u w:val="single"/>
+        </w:rPr>
+      </w:pPr>
+      <w:r>
+        <w:rPr>
+          <w:u w:val="single"/>
+        </w:rPr>
+        <w:t>Blazor code:</w:t>
+      </w:r>
+    </w:p>
+    <w:p>
+      <w:pPr>
+        <w:spacing w:after="0" w:line="240" w:lineRule="auto"/>
+      </w:pPr>
+      <w:r>
+        <w:t>&lt;</w:t>
+      </w:r>
+      <w:proofErr w:type="spellStart"/>
+      <w:r>
+        <w:t>MudPaper</w:t>
+      </w:r>
+      <w:proofErr w:type="spellEnd"/>
+      <w:r>
+        <w:t xml:space="preserve"> Elevation="0" Class="p-0 w-100"&gt;</w:t>
+      </w:r>
+    </w:p>
+    <w:p>
+      <w:pPr>
+        <w:spacing w:after="0" w:line="240" w:lineRule="auto"/>
+      </w:pPr>
+      <w:r>
+        <w:t xml:space="preserve">       &lt;</w:t>
+      </w:r>
+      <w:proofErr w:type="spellStart"/>
+      <w:r>
+        <w:t>MudTimePicker</w:t>
+      </w:r>
+      <w:proofErr w:type="spellEnd"/>
+      <w:r>
+        <w:t xml:space="preserve"> </w:t>
+      </w:r>
+    </w:p>
+    <w:p>
+      <w:pPr>
+        <w:spacing w:after="0" w:line="240" w:lineRule="auto"/>
+      </w:pPr>
+      <w:r>
+        <w:t xml:space="preserve">        Time="_</w:t>
+      </w:r>
+      <w:proofErr w:type="spellStart"/>
+      <w:r>
+        <w:t>overtimeRequest.OTStartTime</w:t>
+      </w:r>
+      <w:proofErr w:type="spellEnd"/>
+      <w:r>
+        <w:t>"</w:t>
+      </w:r>
+    </w:p>
+    <w:p>
+      <w:pPr>
+        <w:spacing w:after="0" w:line="240" w:lineRule="auto"/>
+      </w:pPr>
+      <w:r>
+        <w:t xml:space="preserve">        For="</w:t>
+      </w:r>
+      <w:proofErr w:type="gramStart"/>
+      <w:r>
+        <w:t>@(</w:t>
+      </w:r>
+      <w:proofErr w:type="gramEnd"/>
+      <w:r>
+        <w:t>() =&gt; _</w:t>
+      </w:r>
+      <w:proofErr w:type="spellStart"/>
+      <w:r>
+        <w:t>overtimeRequest.OTStartTime</w:t>
+      </w:r>
+      <w:proofErr w:type="spellEnd"/>
+      <w:r>
+        <w:t>)"</w:t>
+      </w:r>
+    </w:p>
+    <w:p>
+      <w:pPr>
+        <w:spacing w:after="0" w:line="240" w:lineRule="auto"/>
+      </w:pPr>
+      <w:r>
+        <w:t xml:space="preserve">        Color="</w:t>
+      </w:r>
+      <w:proofErr w:type="spellStart"/>
+      <w:r>
+        <w:t>Color.Info</w:t>
+      </w:r>
+      <w:proofErr w:type="spellEnd"/>
+      <w:r>
+        <w:t xml:space="preserve">" </w:t>
+      </w:r>
+      <w:proofErr w:type="spellStart"/>
+      <w:r>
+        <w:t>AmPm</w:t>
+      </w:r>
+      <w:proofErr w:type="spellEnd"/>
+      <w:r>
+        <w:t xml:space="preserve">="true" </w:t>
+      </w:r>
+    </w:p>
+    <w:p>
+      <w:pPr>
+        <w:spacing w:after="0" w:line="240" w:lineRule="auto"/>
+      </w:pPr>
+      <w:r>
+        <w:t xml:space="preserve">        </w:t>
+      </w:r>
+      <w:proofErr w:type="spellStart"/>
+      <w:r>
+        <w:t>TimeFormat</w:t>
+      </w:r>
+      <w:proofErr w:type="spellEnd"/>
+      <w:r>
+        <w:t xml:space="preserve">="h:mm </w:t>
+      </w:r>
+      <w:proofErr w:type="spellStart"/>
+      <w:r>
+        <w:t>tt</w:t>
+      </w:r>
+      <w:proofErr w:type="spellEnd"/>
+      <w:r>
+        <w:t>"</w:t>
+      </w:r>
+    </w:p>
+    <w:p>
+      <w:pPr>
+        <w:spacing w:after="0" w:line="240" w:lineRule="auto"/>
+      </w:pPr>
+      <w:r>
+        <w:t xml:space="preserve">        Label="OT Start Time" </w:t>
+      </w:r>
+    </w:p>
+    <w:p>
+      <w:pPr>
+        <w:spacing w:after="0" w:line="240" w:lineRule="auto"/>
+      </w:pPr>
+      <w:r>
+        <w:t xml:space="preserve">        Variant="</w:t>
+      </w:r>
+      <w:proofErr w:type="spellStart"/>
+      <w:r>
+        <w:t>Variant.Text</w:t>
+      </w:r>
+      <w:proofErr w:type="spellEnd"/>
+      <w:r>
+        <w:t xml:space="preserve">" </w:t>
+      </w:r>
+    </w:p>
+    <w:p>
+      <w:pPr>
+        <w:spacing w:after="0" w:line="240" w:lineRule="auto"/>
+      </w:pPr>
+      <w:r>
+        <w:lastRenderedPageBreak/>
+        <w:t xml:space="preserve">        Margin="</w:t>
+      </w:r>
+      <w:proofErr w:type="spellStart"/>
+      <w:r>
+        <w:t>Margin.Dense</w:t>
+      </w:r>
+      <w:proofErr w:type="spellEnd"/>
+      <w:r>
+        <w:t>"</w:t>
+      </w:r>
+    </w:p>
+    <w:p>
+      <w:pPr>
+        <w:spacing w:after="0" w:line="240" w:lineRule="auto"/>
+      </w:pPr>
+      <w:r>
+        <w:t xml:space="preserve">        Disabled="@_</w:t>
+      </w:r>
+      <w:proofErr w:type="spellStart"/>
+      <w:r>
+        <w:t>isDisabled</w:t>
+      </w:r>
+      <w:proofErr w:type="spellEnd"/>
+      <w:r>
+        <w:t>" /&gt;</w:t>
+      </w:r>
+    </w:p>
+    <w:p>
+      <w:pPr>
+        <w:spacing w:after="0" w:line="240" w:lineRule="auto"/>
+      </w:pPr>
+      <w:r>
+        <w:t>&lt;/</w:t>
+      </w:r>
+      <w:proofErr w:type="spellStart"/>
+      <w:r>
+        <w:t>MudPaper</w:t>
+      </w:r>
+      <w:proofErr w:type="spellEnd"/>
+      <w:r>
+        <w:t>&gt;</w:t>
+      </w:r>
+    </w:p>
+    <w:p>
+      <w:pPr>
+        <w:spacing w:after="0" w:line="240" w:lineRule="auto"/>
+      </w:pPr>
+    </w:p>
+    <w:p>
+      <w:pPr>
+        <w:spacing w:after="0" w:line="240" w:lineRule="auto"/>
+      </w:pPr>
+      <w:r>
+        <w:t>&lt;</w:t>
+      </w:r>
+      <w:proofErr w:type="spellStart"/>
+      <w:r>
+        <w:rPr>
+          <w:b/>
+          <w:bCs/>
+        </w:rPr>
+        <w:t>MudPaper</w:t>
+      </w:r>
+      <w:proofErr w:type="spellEnd"/>
+      <w:r>
+        <w:t xml:space="preserve"> </w:t>
+      </w:r>
+      <w:r>
+        <w:rPr>
+          <w:b/>
+          <w:bCs/>
+        </w:rPr>
+        <w:t>Elevation</w:t>
+      </w:r>
+      <w:r>
+        <w:t xml:space="preserve">="0" </w:t>
+      </w:r>
+      <w:r>
+        <w:rPr>
+          <w:b/>
+          <w:bCs/>
+        </w:rPr>
+        <w:t>Class</w:t>
+      </w:r>
+      <w:r>
+        <w:t xml:space="preserve">="p-0 w-100"&gt;    </w:t>
+      </w:r>
+    </w:p>
+    <w:p>
+      <w:pPr>
+        <w:spacing w:after="0" w:line="240" w:lineRule="auto"/>
+      </w:pPr>
+      <w:r>
+        <w:t xml:space="preserve">    &lt;</w:t>
+      </w:r>
+      <w:proofErr w:type="spellStart"/>
+      <w:r>
+        <w:rPr>
+          <w:b/>
+          <w:bCs/>
+        </w:rPr>
+        <w:t>MudTimePicker</w:t>
+      </w:r>
+      <w:proofErr w:type="spellEnd"/>
+      <w:r>
+        <w:t xml:space="preserve"> </w:t>
+      </w:r>
+    </w:p>
+    <w:p>
+      <w:pPr>
+        <w:spacing w:after="0" w:line="240" w:lineRule="auto"/>
+      </w:pPr>
+      <w:r>
+        <w:t xml:space="preserve">        </w:t>
+      </w:r>
+      <w:r>
+        <w:rPr>
+          <w:b/>
+          <w:bCs/>
+        </w:rPr>
+        <w:t>Time</w:t>
+      </w:r>
+      <w:r>
+        <w:t>="_</w:t>
+      </w:r>
+      <w:proofErr w:type="spellStart"/>
+      <w:r>
+        <w:t>overtimeRequest.OTEndTime</w:t>
+      </w:r>
+      <w:proofErr w:type="spellEnd"/>
+      <w:r>
+        <w:t>"</w:t>
+      </w:r>
+    </w:p>
+    <w:p>
+      <w:pPr>
+        <w:spacing w:after="0" w:line="240" w:lineRule="auto"/>
+      </w:pPr>
+      <w:r>
+        <w:t xml:space="preserve">        </w:t>
+      </w:r>
+      <w:r>
+        <w:rPr>
+          <w:b/>
+          <w:bCs/>
+        </w:rPr>
+        <w:t>For</w:t>
+      </w:r>
+      <w:r>
+        <w:t>="</w:t>
+      </w:r>
+      <w:proofErr w:type="gramStart"/>
+      <w:r>
+        <w:t>@(</w:t>
+      </w:r>
+      <w:proofErr w:type="gramEnd"/>
+      <w:r>
+        <w:t>() =&gt; _</w:t>
+      </w:r>
+      <w:proofErr w:type="spellStart"/>
+      <w:r>
+        <w:t>overtimeRequest.OTEndTime</w:t>
+      </w:r>
+      <w:proofErr w:type="spellEnd"/>
+      <w:r>
+        <w:t>)"</w:t>
+      </w:r>
+    </w:p>
+    <w:p>
+      <w:pPr>
+        <w:spacing w:after="0" w:line="240" w:lineRule="auto"/>
+      </w:pPr>
+      <w:r>
+        <w:t xml:space="preserve">        </w:t>
+      </w:r>
+      <w:r>
+        <w:rPr>
+          <w:b/>
+          <w:bCs/>
+        </w:rPr>
+        <w:t>Color</w:t>
+      </w:r>
+      <w:r>
+        <w:t>="</w:t>
+      </w:r>
+      <w:proofErr w:type="spellStart"/>
+      <w:r>
+        <w:t>Color.Info</w:t>
+      </w:r>
+      <w:proofErr w:type="spellEnd"/>
+      <w:r>
+        <w:t xml:space="preserve">" </w:t>
+      </w:r>
+    </w:p>
+    <w:p>
+      <w:pPr>
+        <w:spacing w:after="0" w:line="240" w:lineRule="auto"/>
+      </w:pPr>
+      <w:r>
+        <w:t xml:space="preserve">        </w:t>
+      </w:r>
+      <w:proofErr w:type="spellStart"/>
+      <w:r>
+        <w:rPr>
+          <w:b/>
+          <w:bCs/>
+        </w:rPr>
+        <w:t>AmPm</w:t>
+      </w:r>
+      <w:proofErr w:type="spellEnd"/>
+      <w:r>
+        <w:t xml:space="preserve">="true" </w:t>
+      </w:r>
+      <w:proofErr w:type="spellStart"/>
+      <w:r>
+        <w:rPr>
+          <w:b/>
+          <w:bCs/>
+        </w:rPr>
+        <w:t>TimeFormat</w:t>
+      </w:r>
+      <w:proofErr w:type="spellEnd"/>
+      <w:r>
+        <w:t xml:space="preserve">="h:mm </w:t>
+      </w:r>
+      <w:proofErr w:type="spellStart"/>
+      <w:r>
+        <w:t>tt</w:t>
+      </w:r>
+      <w:proofErr w:type="spellEnd"/>
+      <w:r>
+        <w:t>"</w:t>
+      </w:r>
+    </w:p>
+    <w:p>
+      <w:pPr>
+        <w:spacing w:after="0" w:line="240" w:lineRule="auto"/>
+      </w:pPr>
+      <w:r>
+        <w:t xml:space="preserve">        </w:t>
+      </w:r>
+      <w:r>
+        <w:rPr>
+          <w:b/>
+          <w:bCs/>
+        </w:rPr>
+        <w:t>Label</w:t>
+      </w:r>
+      <w:r>
+        <w:t xml:space="preserve">="OT End Time" </w:t>
+      </w:r>
+    </w:p>
+    <w:p>
+      <w:pPr>
+        <w:spacing w:after="0" w:line="240" w:lineRule="auto"/>
+      </w:pPr>
+      <w:r>
+        <w:t xml:space="preserve">        </w:t>
+      </w:r>
+      <w:r>
+        <w:rPr>
+          <w:b/>
+          <w:bCs/>
+        </w:rPr>
+        <w:t>Variant</w:t>
+      </w:r>
+      <w:r>
+        <w:t>="</w:t>
+      </w:r>
+      <w:proofErr w:type="spellStart"/>
+      <w:r>
+        <w:t>Variant.Text</w:t>
+      </w:r>
+      <w:proofErr w:type="spellEnd"/>
+      <w:r>
+        <w:t>"</w:t>
+      </w:r>
+    </w:p>
+    <w:p>
+      <w:pPr>
+        <w:spacing w:after="0" w:line="240" w:lineRule="auto"/>
+      </w:pPr>
+      <w:r>
+        <w:t xml:space="preserve">        </w:t>
+      </w:r>
+      <w:r>
+        <w:rPr>
+          <w:b/>
+          <w:bCs/>
+        </w:rPr>
+        <w:t>Margin</w:t>
+      </w:r>
+      <w:r>
+        <w:t>="</w:t>
+      </w:r>
+      <w:proofErr w:type="spellStart"/>
+      <w:r>
+        <w:t>Margin.Dense</w:t>
+      </w:r>
+      <w:proofErr w:type="spellEnd"/>
+      <w:r>
+        <w:t>"</w:t>
+      </w:r>
+    </w:p>
+    <w:p>
+      <w:pPr>
+        <w:spacing w:after="0" w:line="240" w:lineRule="auto"/>
+      </w:pPr>
+      <w:r>
+        <w:t xml:space="preserve">        </w:t>
+      </w:r>
+      <w:r>
+        <w:rPr>
+          <w:b/>
+          <w:bCs/>
+        </w:rPr>
+        <w:t>Disabled</w:t>
+      </w:r>
+      <w:r>
+        <w:t>="@_</w:t>
+      </w:r>
+      <w:proofErr w:type="spellStart"/>
+      <w:r>
+        <w:t>isDisabled</w:t>
+      </w:r>
+      <w:proofErr w:type="spellEnd"/>
+      <w:r>
+        <w:t>" /&gt;</w:t>
+      </w:r>
+    </w:p>
+    <w:p>
+      <w:pPr>
+        <w:spacing w:after="0" w:line="240" w:lineRule="auto"/>
+      </w:pPr>
+      <w:r>
+        <w:t>&lt;/</w:t>
+      </w:r>
+      <w:proofErr w:type="spellStart"/>
+      <w:r>
+        <w:rPr>
+          <w:b/>
+          <w:bCs/>
+        </w:rPr>
+        <w:t>MudPaper</w:t>
+      </w:r>
+      <w:proofErr w:type="spellEnd"/>
+      <w:r>
+        <w:t>&gt;</w:t>
+      </w:r>
+    </w:p>
+    <w:p>
+      <w:pPr>
+        <w:spacing w:line="240" w:lineRule="auto"/>
+      </w:pPr>
+    </w:p>
+    <w:p>
+      <w:pPr>
+        <w:spacing w:line="240" w:lineRule="auto"/>
+        <w:rPr>
+          <w:u w:val="single"/>
+        </w:rPr>
+      </w:pPr>
+      <w:r>
+        <w:rPr>
+          <w:u w:val="single"/>
+        </w:rPr>
+        <w:t>Custom validation code:</w:t>
+      </w:r>
+    </w:p>
+    <w:p>
+      <w:pPr>
+        <w:spacing w:after="0" w:line="240" w:lineRule="auto"/>
+      </w:pPr>
+      <w:r>
+        <w:t>[</w:t>
+      </w:r>
+      <w:proofErr w:type="spellStart"/>
+      <w:proofErr w:type="gramStart"/>
+      <w:r>
+        <w:t>AttributeUsage</w:t>
+      </w:r>
+      <w:proofErr w:type="spellEnd"/>
+      <w:r>
+        <w:t>(</w:t>
+      </w:r>
+      <w:proofErr w:type="spellStart"/>
+      <w:proofErr w:type="gramEnd"/>
+      <w:r>
+        <w:t>AttributeTargets.Property</w:t>
+      </w:r>
+      <w:proofErr w:type="spellEnd"/>
+      <w:r>
+        <w:t xml:space="preserve">, </w:t>
+      </w:r>
+      <w:proofErr w:type="spellStart"/>
+      <w:r>
+        <w:t>AllowMultiple</w:t>
+      </w:r>
+      <w:proofErr w:type="spellEnd"/>
+      <w:r>
+        <w:t xml:space="preserve"> = false)]</w:t>
+      </w:r>
+    </w:p>
+    <w:p>
+      <w:pPr>
+        <w:spacing w:after="0" w:line="240" w:lineRule="auto"/>
+      </w:pPr>
+      <w:r>
+        <w:t xml:space="preserve">public class </w:t>
+      </w:r>
+      <w:proofErr w:type="spellStart"/>
+      <w:proofErr w:type="gramStart"/>
+      <w:r>
+        <w:t>OTTimeValidationAttribute</w:t>
+      </w:r>
+      <w:proofErr w:type="spellEnd"/>
+      <w:r>
+        <w:t xml:space="preserve"> :</w:t>
+      </w:r>
+      <w:proofErr w:type="gramEnd"/>
+      <w:r>
+        <w:t xml:space="preserve"> </w:t>
+      </w:r>
+      <w:proofErr w:type="spellStart"/>
+      <w:r>
+        <w:t>ValidationAttribute</w:t>
+      </w:r>
+      <w:proofErr w:type="spellEnd"/>
+    </w:p>
+    <w:p>
+      <w:pPr>
+        <w:spacing w:after="0" w:line="240" w:lineRule="auto"/>
+      </w:pPr>
+      <w:r>
+        <w:t>{</w:t>
+      </w:r>
+    </w:p>
+    <w:p>
+      <w:pPr>
+        <w:spacing w:after="0" w:line="240" w:lineRule="auto"/>
+      </w:pPr>
+      <w:r>
+        <w:t xml:space="preserve">    #region Fields</w:t>
+      </w:r>
+    </w:p>
+    <w:p>
+      <w:pPr>
+        <w:spacing w:after="0" w:line="240" w:lineRule="auto"/>
+      </w:pPr>
+      <w:r>
+        <w:t xml:space="preserve">    private </w:t>
+      </w:r>
+      <w:proofErr w:type="spellStart"/>
+      <w:r>
+        <w:t>readonly</w:t>
+      </w:r>
+      <w:proofErr w:type="spellEnd"/>
+      <w:r>
+        <w:t xml:space="preserve"> string _</w:t>
+      </w:r>
+      <w:proofErr w:type="spellStart"/>
+      <w:r>
+        <w:t>comparisonProperty</w:t>
+      </w:r>
+      <w:proofErr w:type="spellEnd"/>
+      <w:r>
+        <w:t>;</w:t>
+      </w:r>
+    </w:p>
+    <w:p>
+      <w:pPr>
+        <w:spacing w:after="0" w:line="240" w:lineRule="auto"/>
+      </w:pPr>
+      <w:r>
+        <w:t xml:space="preserve">    #endregion</w:t>
+      </w:r>
+    </w:p>
+    <w:p>
+      <w:pPr>
+        <w:spacing w:after="0" w:line="240" w:lineRule="auto"/>
+      </w:pPr>
+    </w:p>
+    <w:p>
+      <w:pPr>
+        <w:spacing w:after="0" w:line="240" w:lineRule="auto"/>
+      </w:pPr>
+      <w:r>
+        <w:t xml:space="preserve">    #region Constructor</w:t>
+      </w:r>
+    </w:p>
+    <w:p>
+      <w:pPr>
+        <w:spacing w:after="0" w:line="240" w:lineRule="auto"/>
+      </w:pPr>
+      <w:r>
+        <w:t xml:space="preserve">    public </w:t>
+      </w:r>
+      <w:proofErr w:type="spellStart"/>
+      <w:proofErr w:type="gramStart"/>
+      <w:r>
+        <w:t>OTTimeValidationAttribute</w:t>
+      </w:r>
+      <w:proofErr w:type="spellEnd"/>
+      <w:r>
+        <w:t>(</w:t>
+      </w:r>
+      <w:proofErr w:type="gramEnd"/>
+      <w:r>
+        <w:t xml:space="preserve">string </w:t>
+      </w:r>
+      <w:proofErr w:type="spellStart"/>
+      <w:r>
+        <w:t>comparisonProperty</w:t>
+      </w:r>
+      <w:proofErr w:type="spellEnd"/>
+      <w:r>
+        <w:t>)</w:t>
+      </w:r>
+    </w:p>
+    <w:p>
+      <w:pPr>
+        <w:spacing w:after="0" w:line="240" w:lineRule="auto"/>
+      </w:pPr>
+      <w:r>
+        <w:t xml:space="preserve">    {</w:t>
+      </w:r>
+    </w:p>
+    <w:p>
+      <w:pPr>
+        <w:spacing w:after="0" w:line="240" w:lineRule="auto"/>
+      </w:pPr>
+      <w:r>
+        <w:t xml:space="preserve">        _</w:t>
+      </w:r>
+      <w:proofErr w:type="spellStart"/>
+      <w:r>
+        <w:t>comparisonProperty</w:t>
+      </w:r>
+      <w:proofErr w:type="spellEnd"/>
+      <w:r>
+        <w:t xml:space="preserve"> = </w:t>
+      </w:r>
+      <w:proofErr w:type="spellStart"/>
+      <w:r>
+        <w:t>comparisonProperty</w:t>
+      </w:r>
+      <w:proofErr w:type="spellEnd"/>
+      <w:r>
+        <w:t>;</w:t>
+      </w:r>
+    </w:p>
+    <w:p>
+      <w:pPr>
+        <w:spacing w:after="0" w:line="240" w:lineRule="auto"/>
+      </w:pPr>
+      <w:r>
+        <w:t xml:space="preserve">    }</w:t>
+      </w:r>
+    </w:p>
+    <w:p>
+      <w:pPr>
+        <w:spacing w:after="0" w:line="240" w:lineRule="auto"/>
+      </w:pPr>
+      <w:r>
+        <w:t xml:space="preserve">    #endregion</w:t>
+      </w:r>
+    </w:p>
+    <w:p>
+      <w:pPr>
+        <w:spacing w:after="0" w:line="240" w:lineRule="auto"/>
+      </w:pPr>
+    </w:p>
+    <w:p>
+      <w:pPr>
+        <w:spacing w:after="0" w:line="240" w:lineRule="auto"/>
+      </w:pPr>
+      <w:r>
+        <w:t xml:space="preserve">    protected override </w:t>
+      </w:r>
+      <w:proofErr w:type="spellStart"/>
+      <w:r>
+        <w:t>ValidationResult</w:t>
+      </w:r>
+      <w:proofErr w:type="spellEnd"/>
+      <w:r>
+        <w:t xml:space="preserve">? </w:t>
+      </w:r>
+      <w:proofErr w:type="spellStart"/>
+      <w:proofErr w:type="gramStart"/>
+      <w:r>
+        <w:t>IsValid</w:t>
+      </w:r>
+      <w:proofErr w:type="spellEnd"/>
+      <w:r>
+        <w:t>(</w:t>
+      </w:r>
+      <w:proofErr w:type="gramEnd"/>
+      <w:r>
+        <w:t xml:space="preserve">object? value, </w:t>
+      </w:r>
+      <w:proofErr w:type="spellStart"/>
+      <w:r>
+        <w:t>ValidationContext</w:t>
+      </w:r>
+      <w:proofErr w:type="spellEnd"/>
+      <w:r>
+        <w:t xml:space="preserve"> </w:t>
+      </w:r>
+      <w:proofErr w:type="spellStart"/>
+      <w:r>
+        <w:t>validationContext</w:t>
+      </w:r>
+      <w:proofErr w:type="spellEnd"/>
+      <w:r>
+        <w:t>)</w:t>
+      </w:r>
+    </w:p>
+    <w:p>
+      <w:pPr>
+        <w:spacing w:after="0" w:line="240" w:lineRule="auto"/>
+      </w:pPr>
+      <w:r>
+        <w:t xml:space="preserve">    {</w:t>
+      </w:r>
+    </w:p>
+    <w:p>
+      <w:pPr>
+        <w:spacing w:after="0" w:line="240" w:lineRule="auto"/>
+      </w:pPr>
+      <w:r>
+        <w:t xml:space="preserve">        if (value == null)</w:t>
+      </w:r>
+    </w:p>
+    <w:p>
+      <w:pPr>
+        <w:spacing w:after="0" w:line="240" w:lineRule="auto"/>
+      </w:pPr>
+      <w:r>
+        <w:t xml:space="preserve">            return </w:t>
+      </w:r>
+      <w:proofErr w:type="spellStart"/>
+      <w:r>
+        <w:t>ValidationResult.Success</w:t>
+      </w:r>
+      <w:proofErr w:type="spellEnd"/>
+      <w:r>
+        <w:t xml:space="preserve">; // no need to validate if </w:t>
+      </w:r>
+      <w:proofErr w:type="spellStart"/>
+      <w:r>
+        <w:t>ActiveCount</w:t>
+      </w:r>
+      <w:proofErr w:type="spellEnd"/>
+      <w:r>
+        <w:t xml:space="preserve"> is null</w:t>
+      </w:r>
+    </w:p>
+    <w:p>
+      <w:pPr>
+        <w:spacing w:after="0" w:line="240" w:lineRule="auto"/>
+      </w:pPr>
+    </w:p>
+    <w:p>
+      <w:pPr>
+        <w:spacing w:after="0" w:line="240" w:lineRule="auto"/>
+      </w:pPr>
+      <w:r>
+        <w:t xml:space="preserve">        // Get the property to compare (</w:t>
+      </w:r>
+      <w:proofErr w:type="spellStart"/>
+      <w:r>
+        <w:t>BudgetHeadCount</w:t>
+      </w:r>
+      <w:proofErr w:type="spellEnd"/>
+      <w:r>
+        <w:t>)</w:t>
+      </w:r>
+    </w:p>
+    <w:p>
+      <w:pPr>
+        <w:spacing w:after="0" w:line="240" w:lineRule="auto"/>
+      </w:pPr>
+      <w:r>
+        <w:t xml:space="preserve">        var </w:t>
+      </w:r>
+      <w:proofErr w:type="spellStart"/>
+      <w:r>
+        <w:t>comparisonPropertyInfo</w:t>
+      </w:r>
+      <w:proofErr w:type="spellEnd"/>
+      <w:r>
+        <w:t xml:space="preserve"> = </w:t>
+      </w:r>
+      <w:proofErr w:type="spellStart"/>
+      <w:proofErr w:type="gramStart"/>
+      <w:r>
+        <w:t>validationContext.ObjectType.GetProperty</w:t>
+      </w:r>
+      <w:proofErr w:type="spellEnd"/>
+      <w:proofErr w:type="gramEnd"/>
+      <w:r>
+        <w:t>(_</w:t>
+      </w:r>
+      <w:proofErr w:type="spellStart"/>
+      <w:r>
+        <w:t>comparisonProperty</w:t>
+      </w:r>
+      <w:proofErr w:type="spellEnd"/>
+      <w:r>
+        <w:t>);</w:t>
+      </w:r>
+    </w:p>
+    <w:p>
+      <w:pPr>
+        <w:spacing w:after="0" w:line="240" w:lineRule="auto"/>
+      </w:pPr>
+    </w:p>
+    <w:p>
+      <w:pPr>
+        <w:spacing w:after="0" w:line="240" w:lineRule="auto"/>
+      </w:pPr>
+      <w:r>
+        <w:t xml:space="preserve">        if (</w:t>
+      </w:r>
+      <w:proofErr w:type="spellStart"/>
+      <w:r>
+        <w:t>comparisonPropertyInfo</w:t>
+      </w:r>
+      <w:proofErr w:type="spellEnd"/>
+      <w:r>
+        <w:t xml:space="preserve"> == null)</w:t>
+      </w:r>
+    </w:p>
+    <w:p>
+      <w:pPr>
+        <w:spacing w:after="0" w:line="240" w:lineRule="auto"/>
+      </w:pPr>
+      <w:r>
+        <w:t xml:space="preserve">        {</w:t>
+      </w:r>
+    </w:p>
+    <w:p>
+      <w:pPr>
+        <w:spacing w:after="0" w:line="240" w:lineRule="auto"/>
+      </w:pPr>
+      <w:r>
+        <w:lastRenderedPageBreak/>
+        <w:t xml:space="preserve">            return new </w:t>
+      </w:r>
+      <w:proofErr w:type="spellStart"/>
+      <w:proofErr w:type="gramStart"/>
+      <w:r>
+        <w:t>ValidationResult</w:t>
+      </w:r>
+      <w:proofErr w:type="spellEnd"/>
+      <w:r>
+        <w:t>(</w:t>
+      </w:r>
+      <w:proofErr w:type="gramEnd"/>
+      <w:r>
+        <w:t>$"Unknown property: {_</w:t>
+      </w:r>
+      <w:proofErr w:type="spellStart"/>
+      <w:r>
+        <w:t>comparisonProperty</w:t>
+      </w:r>
+      <w:proofErr w:type="spellEnd"/>
+      <w:r>
+        <w:t>}");</w:t>
+      </w:r>
+    </w:p>
+    <w:p>
+      <w:pPr>
+        <w:spacing w:after="0" w:line="240" w:lineRule="auto"/>
+      </w:pPr>
+      <w:r>
+        <w:t xml:space="preserve">        }</w:t>
+      </w:r>
+    </w:p>
+    <w:p>
+      <w:pPr>
+        <w:spacing w:after="0" w:line="240" w:lineRule="auto"/>
+      </w:pPr>
+    </w:p>
+    <w:p>
+      <w:pPr>
+        <w:spacing w:after="0" w:line="240" w:lineRule="auto"/>
+      </w:pPr>
+      <w:r>
+        <w:t xml:space="preserve">        // Get values</w:t>
+      </w:r>
+    </w:p>
+    <w:p>
+      <w:pPr>
+        <w:spacing w:after="0" w:line="240" w:lineRule="auto"/>
+      </w:pPr>
+      <w:r>
+        <w:t xml:space="preserve">        var </w:t>
+      </w:r>
+      <w:proofErr w:type="spellStart"/>
+      <w:r>
+        <w:t>comparisonValue</w:t>
+      </w:r>
+      <w:proofErr w:type="spellEnd"/>
+      <w:r>
+        <w:t xml:space="preserve"> = comparisonPropertyInfo.GetValue(validationContext.ObjectInstance);</w:t>
+      </w:r>
+    </w:p>
+    <w:p>
+      <w:pPr>
+        <w:spacing w:after="0" w:line="240" w:lineRule="auto"/>
+      </w:pPr>
+    </w:p>
+    <w:p>
+      <w:pPr>
+        <w:spacing w:after="0" w:line="240" w:lineRule="auto"/>
+      </w:pPr>
+      <w:r>
+        <w:t xml:space="preserve">        if (</w:t>
+      </w:r>
+      <w:proofErr w:type="spellStart"/>
+      <w:r>
+        <w:t>comparisonValue</w:t>
+      </w:r>
+      <w:proofErr w:type="spellEnd"/>
+      <w:r>
+        <w:t xml:space="preserve"> == null)</w:t>
+      </w:r>
+    </w:p>
+    <w:p>
+      <w:pPr>
+        <w:spacing w:after="0" w:line="240" w:lineRule="auto"/>
+      </w:pPr>
+      <w:r>
+        <w:t xml:space="preserve">            return </w:t>
+      </w:r>
+      <w:proofErr w:type="spellStart"/>
+      <w:r>
+        <w:t>ValidationResult.Success</w:t>
+      </w:r>
+      <w:proofErr w:type="spellEnd"/>
+      <w:r>
+        <w:t>;</w:t>
+      </w:r>
+    </w:p>
+    <w:p>
+      <w:pPr>
+        <w:spacing w:after="0" w:line="240" w:lineRule="auto"/>
+      </w:pPr>
+    </w:p>
+    <w:p>
+      <w:pPr>
+        <w:spacing w:after="0" w:line="240" w:lineRule="auto"/>
+      </w:pPr>
+      <w:r>
+        <w:t xml:space="preserve">        // Convert both to datetime</w:t>
+      </w:r>
+    </w:p>
+    <w:p>
+      <w:pPr>
+        <w:spacing w:after="0" w:line="240" w:lineRule="auto"/>
+      </w:pPr>
+      <w:r>
+        <w:t xml:space="preserve">        </w:t>
+      </w:r>
+      <w:proofErr w:type="spellStart"/>
+      <w:r>
+        <w:t>TimeSpan</w:t>
+      </w:r>
+      <w:proofErr w:type="spellEnd"/>
+      <w:r>
+        <w:t xml:space="preserve">? </w:t>
+      </w:r>
+      <w:proofErr w:type="spellStart"/>
+      <w:r>
+        <w:t>otStartTime</w:t>
+      </w:r>
+      <w:proofErr w:type="spellEnd"/>
+      <w:r>
+        <w:t xml:space="preserve"> = null;</w:t>
+      </w:r>
+    </w:p>
+    <w:p>
+      <w:pPr>
+        <w:spacing w:after="0" w:line="240" w:lineRule="auto"/>
+      </w:pPr>
+      <w:r>
+        <w:t xml:space="preserve">        </w:t>
+      </w:r>
+      <w:proofErr w:type="spellStart"/>
+      <w:r>
+        <w:t>TimeSpan</w:t>
+      </w:r>
+      <w:proofErr w:type="spellEnd"/>
+      <w:r>
+        <w:t xml:space="preserve">? </w:t>
+      </w:r>
+      <w:proofErr w:type="spellStart"/>
+      <w:r>
+        <w:t>otEndTime</w:t>
+      </w:r>
+      <w:proofErr w:type="spellEnd"/>
+      <w:r>
+        <w:t xml:space="preserve"> = null;</w:t>
+      </w:r>
+    </w:p>
+    <w:p>
+      <w:pPr>
+        <w:spacing w:after="0" w:line="240" w:lineRule="auto"/>
+      </w:pPr>
+    </w:p>
+    <w:p>
+      <w:pPr>
+        <w:spacing w:after="0" w:line="240" w:lineRule="auto"/>
+      </w:pPr>
+      <w:r>
+        <w:t xml:space="preserve">        if (</w:t>
+      </w:r>
+      <w:proofErr w:type="spellStart"/>
+      <w:r>
+        <w:t>comparisonPropertyInfo.Name</w:t>
+      </w:r>
+      <w:proofErr w:type="spellEnd"/>
+      <w:r>
+        <w:t xml:space="preserve"> == "</w:t>
+      </w:r>
+      <w:proofErr w:type="spellStart"/>
+      <w:r>
+        <w:t>OTEndTime</w:t>
+      </w:r>
+      <w:proofErr w:type="spellEnd"/>
+      <w:r>
+        <w:t>")</w:t>
+      </w:r>
+    </w:p>
+    <w:p>
+      <w:pPr>
+        <w:spacing w:after="0" w:line="240" w:lineRule="auto"/>
+      </w:pPr>
+      <w:r>
+        <w:t xml:space="preserve">        {</w:t>
+      </w:r>
+    </w:p>
+    <w:p>
+      <w:pPr>
+        <w:spacing w:after="0" w:line="240" w:lineRule="auto"/>
+      </w:pPr>
+      <w:r>
+        <w:t xml:space="preserve">            </w:t>
+      </w:r>
+      <w:proofErr w:type="spellStart"/>
+      <w:r>
+        <w:t>otStartTime</w:t>
+      </w:r>
+      <w:proofErr w:type="spellEnd"/>
+      <w:r>
+        <w:t xml:space="preserve"> = </w:t>
+      </w:r>
+      <w:proofErr w:type="gramStart"/>
+      <w:r>
+        <w:t>value !</w:t>
+      </w:r>
+      <w:proofErr w:type="gramEnd"/>
+      <w:r>
+        <w:t xml:space="preserve">= </w:t>
+      </w:r>
+      <w:proofErr w:type="gramStart"/>
+      <w:r>
+        <w:t>null ?</w:t>
+      </w:r>
+      <w:proofErr w:type="gramEnd"/>
+      <w:r>
+        <w:t xml:space="preserve"> value as </w:t>
+      </w:r>
+      <w:proofErr w:type="spellStart"/>
+      <w:r>
+        <w:t>TimeSpan</w:t>
+      </w:r>
+      <w:proofErr w:type="spellEnd"/>
+      <w:proofErr w:type="gramStart"/>
+      <w:r>
+        <w:t>? :</w:t>
+      </w:r>
+      <w:proofErr w:type="gramEnd"/>
+      <w:r>
+        <w:t xml:space="preserve"> null;</w:t>
+      </w:r>
+    </w:p>
+    <w:p>
+      <w:pPr>
+        <w:spacing w:after="0" w:line="240" w:lineRule="auto"/>
+      </w:pPr>
+      <w:r>
+        <w:t xml:space="preserve">            </w:t>
+      </w:r>
+      <w:proofErr w:type="spellStart"/>
+      <w:r>
+        <w:t>otEndTime</w:t>
+      </w:r>
+      <w:proofErr w:type="spellEnd"/>
+      <w:r>
+        <w:t xml:space="preserve"> = </w:t>
+      </w:r>
+      <w:proofErr w:type="spellStart"/>
+      <w:proofErr w:type="gramStart"/>
+      <w:r>
+        <w:t>comparisonValue</w:t>
+      </w:r>
+      <w:proofErr w:type="spellEnd"/>
+      <w:r>
+        <w:t xml:space="preserve"> !</w:t>
+      </w:r>
+      <w:proofErr w:type="gramEnd"/>
+      <w:r>
+        <w:t xml:space="preserve">= </w:t>
+      </w:r>
+      <w:proofErr w:type="gramStart"/>
+      <w:r>
+        <w:t>null ?</w:t>
+      </w:r>
+      <w:proofErr w:type="gramEnd"/>
+      <w:r>
+        <w:t xml:space="preserve"> </w:t>
+      </w:r>
+      <w:proofErr w:type="spellStart"/>
+      <w:r>
+        <w:t>comparisonValue</w:t>
+      </w:r>
+      <w:proofErr w:type="spellEnd"/>
+      <w:r>
+        <w:t xml:space="preserve"> as </w:t>
+      </w:r>
+      <w:proofErr w:type="spellStart"/>
+      <w:r>
+        <w:t>TimeSpan</w:t>
+      </w:r>
+      <w:proofErr w:type="spellEnd"/>
+      <w:proofErr w:type="gramStart"/>
+      <w:r>
+        <w:t>? :</w:t>
+      </w:r>
+      <w:proofErr w:type="gramEnd"/>
+      <w:r>
+        <w:t xml:space="preserve"> null;</w:t>
+      </w:r>
+    </w:p>
+    <w:p>
+      <w:pPr>
+        <w:spacing w:after="0" w:line="240" w:lineRule="auto"/>
+      </w:pPr>
+      <w:r>
+        <w:t xml:space="preserve">        }</w:t>
+      </w:r>
+    </w:p>
+    <w:p>
+      <w:pPr>
+        <w:spacing w:after="0" w:line="240" w:lineRule="auto"/>
+      </w:pPr>
+      <w:r>
+        <w:t xml:space="preserve">        else</w:t>
+      </w:r>
+    </w:p>
+    <w:p>
+      <w:pPr>
+        <w:spacing w:after="0" w:line="240" w:lineRule="auto"/>
+      </w:pPr>
+      <w:r>
+        <w:t xml:space="preserve">        {</w:t>
+      </w:r>
+    </w:p>
+    <w:p>
+      <w:pPr>
+        <w:spacing w:after="0" w:line="240" w:lineRule="auto"/>
+      </w:pPr>
+      <w:r>
+        <w:t xml:space="preserve">            </w:t>
+      </w:r>
+      <w:proofErr w:type="spellStart"/>
+      <w:r>
+        <w:t>otStartTime</w:t>
+      </w:r>
+      <w:proofErr w:type="spellEnd"/>
+      <w:r>
+        <w:t xml:space="preserve"> = </w:t>
+      </w:r>
+      <w:proofErr w:type="spellStart"/>
+      <w:proofErr w:type="gramStart"/>
+      <w:r>
+        <w:t>comparisonValue</w:t>
+      </w:r>
+      <w:proofErr w:type="spellEnd"/>
+      <w:r>
+        <w:t xml:space="preserve"> !</w:t>
+      </w:r>
+      <w:proofErr w:type="gramEnd"/>
+      <w:r>
+        <w:t xml:space="preserve">= </w:t>
+      </w:r>
+      <w:proofErr w:type="gramStart"/>
+      <w:r>
+        <w:t>null ?</w:t>
+      </w:r>
+      <w:proofErr w:type="gramEnd"/>
+      <w:r>
+        <w:t xml:space="preserve"> </w:t>
+      </w:r>
+      <w:proofErr w:type="spellStart"/>
+      <w:r>
+        <w:t>comparisonValue</w:t>
+      </w:r>
+      <w:proofErr w:type="spellEnd"/>
+      <w:r>
+        <w:t xml:space="preserve"> as </w:t>
+      </w:r>
+      <w:proofErr w:type="spellStart"/>
+      <w:r>
+        <w:t>TimeSpan</w:t>
+      </w:r>
+      <w:proofErr w:type="spellEnd"/>
+      <w:proofErr w:type="gramStart"/>
+      <w:r>
+        <w:t>? :</w:t>
+      </w:r>
+      <w:proofErr w:type="gramEnd"/>
+      <w:r>
+        <w:t xml:space="preserve"> null;</w:t>
+      </w:r>
+    </w:p>
+    <w:p>
+      <w:pPr>
+        <w:spacing w:after="0" w:line="240" w:lineRule="auto"/>
+      </w:pPr>
+      <w:r>
+        <w:t xml:space="preserve">            </w:t>
+      </w:r>
+      <w:proofErr w:type="spellStart"/>
+      <w:r>
+        <w:t>otEndTime</w:t>
+      </w:r>
+      <w:proofErr w:type="spellEnd"/>
+      <w:r>
+        <w:t xml:space="preserve"> = </w:t>
+      </w:r>
+      <w:proofErr w:type="gramStart"/>
+      <w:r>
+        <w:t>value !</w:t>
+      </w:r>
+      <w:proofErr w:type="gramEnd"/>
+      <w:r>
+        <w:t xml:space="preserve">= </w:t>
+      </w:r>
+      <w:proofErr w:type="gramStart"/>
+      <w:r>
+        <w:t>null ?</w:t>
+      </w:r>
+      <w:proofErr w:type="gramEnd"/>
+      <w:r>
+        <w:t xml:space="preserve"> value as </w:t>
+      </w:r>
+      <w:proofErr w:type="spellStart"/>
+      <w:r>
+        <w:t>TimeSpan</w:t>
+      </w:r>
+      <w:proofErr w:type="spellEnd"/>
+      <w:proofErr w:type="gramStart"/>
+      <w:r>
+        <w:t>? :</w:t>
+      </w:r>
+      <w:proofErr w:type="gramEnd"/>
+      <w:r>
+        <w:t xml:space="preserve"> null;</w:t>
+      </w:r>
+    </w:p>
+    <w:p>
+      <w:pPr>
+        <w:spacing w:after="0" w:line="240" w:lineRule="auto"/>
+      </w:pPr>
+      <w:r>
+        <w:t xml:space="preserve">        }</w:t>
+      </w:r>
+    </w:p>
+    <w:p>
+      <w:pPr>
+        <w:spacing w:after="0" w:line="240" w:lineRule="auto"/>
+      </w:pPr>
+    </w:p>
+    <w:p>
+      <w:pPr>
+        <w:spacing w:after="0" w:line="240" w:lineRule="auto"/>
+      </w:pPr>
+      <w:r>
+        <w:t xml:space="preserve">        // Validation rules</w:t>
+      </w:r>
+    </w:p>
+    <w:p>
+      <w:pPr>
+        <w:spacing w:after="0" w:line="240" w:lineRule="auto"/>
+      </w:pPr>
+      <w:r>
+        <w:t xml:space="preserve">        if (</w:t>
+      </w:r>
+      <w:proofErr w:type="spellStart"/>
+      <w:r>
+        <w:t>otStartTime.HasValue</w:t>
+      </w:r>
+      <w:proofErr w:type="spellEnd"/>
+      <w:r>
+        <w:t xml:space="preserve"> &amp;&amp; </w:t>
+      </w:r>
+      <w:proofErr w:type="spellStart"/>
+      <w:r>
+        <w:t>otEndTime.HasValue</w:t>
+      </w:r>
+      <w:proofErr w:type="spellEnd"/>
+      <w:r>
+        <w:t xml:space="preserve"> &amp;&amp; </w:t>
+      </w:r>
+      <w:proofErr w:type="spellStart"/>
+      <w:r>
+        <w:t>otStartTime</w:t>
+      </w:r>
+      <w:proofErr w:type="spellEnd"/>
+      <w:r>
+        <w:t xml:space="preserve"> &gt; </w:t>
+      </w:r>
+      <w:proofErr w:type="spellStart"/>
+      <w:r>
+        <w:t>otEndTime</w:t>
+      </w:r>
+      <w:proofErr w:type="spellEnd"/>
+      <w:r>
+        <w:t>)</w:t>
+      </w:r>
+    </w:p>
+    <w:p>
+      <w:pPr>
+        <w:spacing w:after="0" w:line="240" w:lineRule="auto"/>
+      </w:pPr>
+      <w:r>
+        <w:t xml:space="preserve">        {</w:t>
+      </w:r>
+    </w:p>
+    <w:p>
+      <w:pPr>
+        <w:spacing w:after="0" w:line="240" w:lineRule="auto"/>
+      </w:pPr>
+      <w:r>
+        <w:t xml:space="preserve">            if (</w:t>
+      </w:r>
+      <w:proofErr w:type="spellStart"/>
+      <w:r>
+        <w:t>comparisonPropertyInfo.Name</w:t>
+      </w:r>
+      <w:proofErr w:type="spellEnd"/>
+      <w:r>
+        <w:t xml:space="preserve"> == "</w:t>
+      </w:r>
+      <w:proofErr w:type="spellStart"/>
+      <w:r>
+        <w:t>OTEndTime</w:t>
+      </w:r>
+      <w:proofErr w:type="spellEnd"/>
+      <w:r>
+        <w:t>")</w:t>
+      </w:r>
+    </w:p>
+    <w:p>
+      <w:pPr>
+        <w:spacing w:after="0" w:line="240" w:lineRule="auto"/>
+      </w:pPr>
+      <w:r>
+        <w:t xml:space="preserve">                return new </w:t>
+      </w:r>
+      <w:proofErr w:type="spellStart"/>
+      <w:proofErr w:type="gramStart"/>
+      <w:r>
+        <w:t>ValidationResult</w:t>
+      </w:r>
+      <w:proofErr w:type="spellEnd"/>
+      <w:r>
+        <w:t>(</w:t>
+      </w:r>
+      <w:proofErr w:type="gramEnd"/>
+      <w:r>
+        <w:t>"OT Start Time be greater than OT End Time.");</w:t>
+      </w:r>
+    </w:p>
+    <w:p>
+      <w:pPr>
+        <w:spacing w:after="0" w:line="240" w:lineRule="auto"/>
+      </w:pPr>
+      <w:r>
+        <w:t xml:space="preserve">            else</w:t>
+      </w:r>
+    </w:p>
+    <w:p>
+      <w:pPr>
+        <w:spacing w:after="0" w:line="240" w:lineRule="auto"/>
+      </w:pPr>
+      <w:r>
+        <w:t xml:space="preserve">                return new </w:t>
+      </w:r>
+      <w:proofErr w:type="spellStart"/>
+      <w:proofErr w:type="gramStart"/>
+      <w:r>
+        <w:t>ValidationResult</w:t>
+      </w:r>
+      <w:proofErr w:type="spellEnd"/>
+      <w:r>
+        <w:t>(</w:t>
+      </w:r>
+      <w:proofErr w:type="gramEnd"/>
+      <w:r>
+        <w:t>"OT End Time cannot be less than the OT Start Time.");</w:t>
+      </w:r>
+    </w:p>
+    <w:p>
+      <w:pPr>
+        <w:spacing w:after="0" w:line="240" w:lineRule="auto"/>
+      </w:pPr>
+      <w:r>
+        <w:t xml:space="preserve">        }</w:t>
+      </w:r>
+    </w:p>
+    <w:p>
+      <w:pPr>
+        <w:spacing w:after="0" w:line="240" w:lineRule="auto"/>
+      </w:pPr>
+      <w:r>
+        <w:t xml:space="preserve">                        </w:t>
+      </w:r>
+    </w:p>
+    <w:p>
+      <w:pPr>
+        <w:spacing w:after="0" w:line="240" w:lineRule="auto"/>
+      </w:pPr>
+      <w:r>
+        <w:t xml:space="preserve">        return </w:t>
+      </w:r>
+      <w:proofErr w:type="spellStart"/>
+      <w:r>
+        <w:t>ValidationResult.Success</w:t>
+      </w:r>
+      <w:proofErr w:type="spellEnd"/>
+      <w:r>
+        <w:t>;</w:t>
+      </w:r>
+    </w:p>
+    <w:p>
+      <w:pPr>
+        <w:spacing w:after="0" w:line="240" w:lineRule="auto"/>
+      </w:pPr>
+      <w:r>
+        <w:t xml:space="preserve">    }</w:t>
+      </w:r>
+    </w:p>
+    <w:p>
+      <w:pPr>
+        <w:spacing w:after="0" w:line="240" w:lineRule="auto"/>
+      </w:pPr>
+      <w:r>
+        <w:t>}</w:t>
+      </w:r>
+    </w:p>
+    <w:p>
+      <w:pPr>
+        <w:spacing w:after="0" w:line="240" w:lineRule="auto"/>
+      </w:pPr>
+    </w:p>
+    <w:p>
+      <w:pPr>
+        <w:spacing w:after="0" w:line="240" w:lineRule="auto"/>
+        <w:rPr>
+          <w:u w:val="single"/>
+        </w:rPr>
+      </w:pPr>
+      <w:r>
+        <w:rPr>
+          <w:u w:val="single"/>
+        </w:rPr>
+        <w:t>DTO Class:</w:t>
+      </w:r>
+    </w:p>
+    <w:p>
+      <w:pPr>
+        <w:spacing w:after="0" w:line="240" w:lineRule="auto"/>
+      </w:pPr>
+      <w:r>
+        <w:t xml:space="preserve">public class </w:t>
+      </w:r>
+      <w:proofErr w:type="spellStart"/>
+      <w:r>
+        <w:t>ExtraTimeRequestDTO</w:t>
+      </w:r>
+      <w:proofErr w:type="spellEnd"/>
+    </w:p>
+    <w:p>
+      <w:pPr>
+        <w:spacing w:after="0" w:line="240" w:lineRule="auto"/>
+      </w:pPr>
+      <w:r>
+        <w:t>{</w:t>
+      </w:r>
+    </w:p>
+    <w:p>
+      <w:pPr>
+        <w:spacing w:after="0" w:line="240" w:lineRule="auto"/>
+      </w:pPr>
+      <w:r>
+        <w:t xml:space="preserve">    #region Properties</w:t>
+      </w:r>
+    </w:p>
+    <w:p>
+      <w:pPr>
+        <w:spacing w:after="0" w:line="240" w:lineRule="auto"/>
+      </w:pPr>
+      <w:r>
+        <w:t xml:space="preserve">    public long </w:t>
+      </w:r>
+      <w:proofErr w:type="spellStart"/>
+      <w:r>
+        <w:t>ExtratimeId</w:t>
+      </w:r>
+      <w:proofErr w:type="spellEnd"/>
+      <w:r>
+        <w:t xml:space="preserve"> </w:t>
+      </w:r>
+      <w:proofErr w:type="gramStart"/>
+      <w:r>
+        <w:t>{ get</w:t>
+      </w:r>
+      <w:proofErr w:type="gramEnd"/>
+      <w:r>
+        <w:t>; set</w:t>
+      </w:r>
+      <w:proofErr w:type="gramStart"/>
+      <w:r>
+        <w:t>; }</w:t>
+      </w:r>
+      <w:proofErr w:type="gramEnd"/>
+      <w:r>
+        <w:t xml:space="preserve">       // Identity column  </w:t>
+      </w:r>
+    </w:p>
+    <w:p>
+      <w:pPr>
+        <w:spacing w:after="0" w:line="240" w:lineRule="auto"/>
+      </w:pPr>
+      <w:r>
+        <w:t xml:space="preserve">    public long </w:t>
+      </w:r>
+      <w:proofErr w:type="spellStart"/>
+      <w:r>
+        <w:t>TS_AutoId</w:t>
+      </w:r>
+      <w:proofErr w:type="spellEnd"/>
+      <w:r>
+        <w:t xml:space="preserve"> </w:t>
+      </w:r>
+      <w:proofErr w:type="gramStart"/>
+      <w:r>
+        <w:t>{ get</w:t>
+      </w:r>
+      <w:proofErr w:type="gramEnd"/>
+      <w:r>
+        <w:t>; set</w:t>
+      </w:r>
+      <w:proofErr w:type="gramStart"/>
+      <w:r>
+        <w:t>; }</w:t>
+      </w:r>
+      <w:proofErr w:type="gramEnd"/>
+    </w:p>
+    <w:p>
+      <w:pPr>
+        <w:spacing w:after="0" w:line="240" w:lineRule="auto"/>
+      </w:pPr>
+      <w:r>
+        <w:lastRenderedPageBreak/>
+        <w:t xml:space="preserve">    public </w:t>
+      </w:r>
+      <w:proofErr w:type="spellStart"/>
+      <w:r>
+        <w:t>Guid</w:t>
+      </w:r>
+      <w:proofErr w:type="spellEnd"/>
+      <w:r>
+        <w:t xml:space="preserve"> </w:t>
+      </w:r>
+      <w:proofErr w:type="spellStart"/>
+      <w:r>
+        <w:t>AttachmentId</w:t>
+      </w:r>
+      <w:proofErr w:type="spellEnd"/>
+      <w:r>
+        <w:t xml:space="preserve"> </w:t>
+      </w:r>
+      <w:proofErr w:type="gramStart"/>
+      <w:r>
+        <w:t>{ get</w:t>
+      </w:r>
+      <w:proofErr w:type="gramEnd"/>
+      <w:r>
+        <w:t>; set</w:t>
+      </w:r>
+      <w:proofErr w:type="gramStart"/>
+      <w:r>
+        <w:t>; }</w:t>
+      </w:r>
+      <w:proofErr w:type="gramEnd"/>
+      <w:r>
+        <w:t xml:space="preserve"> = </w:t>
+      </w:r>
+      <w:proofErr w:type="spellStart"/>
+      <w:r>
+        <w:t>Guid.NewGuid</w:t>
+      </w:r>
+      <w:proofErr w:type="spellEnd"/>
+      <w:r>
+        <w:t>();</w:t>
+      </w:r>
+    </w:p>
+    <w:p>
+      <w:pPr>
+        <w:spacing w:after="0" w:line="240" w:lineRule="auto"/>
+      </w:pPr>
+      <w:r>
+        <w:t xml:space="preserve">    public </w:t>
+      </w:r>
+      <w:proofErr w:type="spellStart"/>
+      <w:r>
+        <w:t>Guid</w:t>
+      </w:r>
+      <w:proofErr w:type="spellEnd"/>
+      <w:r>
+        <w:t xml:space="preserve"> </w:t>
+      </w:r>
+      <w:proofErr w:type="spellStart"/>
+      <w:r>
+        <w:t>WorkflowId</w:t>
+      </w:r>
+      <w:proofErr w:type="spellEnd"/>
+      <w:r>
+        <w:t xml:space="preserve"> </w:t>
+      </w:r>
+      <w:proofErr w:type="gramStart"/>
+      <w:r>
+        <w:t>{ get</w:t>
+      </w:r>
+      <w:proofErr w:type="gramEnd"/>
+      <w:r>
+        <w:t>; set</w:t>
+      </w:r>
+      <w:proofErr w:type="gramStart"/>
+      <w:r>
+        <w:t>; }</w:t>
+      </w:r>
+      <w:proofErr w:type="gramEnd"/>
+      <w:r>
+        <w:t xml:space="preserve"> = </w:t>
+      </w:r>
+      <w:proofErr w:type="spellStart"/>
+      <w:r>
+        <w:t>Guid.NewGuid</w:t>
+      </w:r>
+      <w:proofErr w:type="spellEnd"/>
+      <w:r>
+        <w:t>();</w:t>
+      </w:r>
+    </w:p>
+    <w:p>
+      <w:pPr>
+        <w:spacing w:after="0" w:line="240" w:lineRule="auto"/>
+      </w:pPr>
+      <w:r>
+        <w:t xml:space="preserve">    public int </w:t>
+      </w:r>
+      <w:proofErr w:type="spellStart"/>
+      <w:r>
+        <w:t>EmployeeNo</w:t>
+      </w:r>
+      <w:proofErr w:type="spellEnd"/>
+      <w:r>
+        <w:t xml:space="preserve"> </w:t>
+      </w:r>
+      <w:proofErr w:type="gramStart"/>
+      <w:r>
+        <w:t>{ get</w:t>
+      </w:r>
+      <w:proofErr w:type="gramEnd"/>
+      <w:r>
+        <w:t>; set</w:t>
+      </w:r>
+      <w:proofErr w:type="gramStart"/>
+      <w:r>
+        <w:t>; }</w:t>
+      </w:r>
+      <w:proofErr w:type="gramEnd"/>
+    </w:p>
+    <w:p>
+      <w:pPr>
+        <w:spacing w:after="0" w:line="240" w:lineRule="auto"/>
+      </w:pPr>
+      <w:r>
+        <w:t xml:space="preserve">    public string </w:t>
+      </w:r>
+      <w:proofErr w:type="spellStart"/>
+      <w:r>
+        <w:t>EmployeeName</w:t>
+      </w:r>
+      <w:proofErr w:type="spellEnd"/>
+      <w:r>
+        <w:t xml:space="preserve"> </w:t>
+      </w:r>
+      <w:proofErr w:type="gramStart"/>
+      <w:r>
+        <w:t>{ get</w:t>
+      </w:r>
+      <w:proofErr w:type="gramEnd"/>
+      <w:r>
+        <w:t>; set</w:t>
+      </w:r>
+      <w:proofErr w:type="gramStart"/>
+      <w:r>
+        <w:t>; }</w:t>
+      </w:r>
+      <w:proofErr w:type="gramEnd"/>
+      <w:r>
+        <w:t xml:space="preserve"> = </w:t>
+      </w:r>
+      <w:proofErr w:type="gramStart"/>
+      <w:r>
+        <w:t>null!;</w:t>
+      </w:r>
+      <w:proofErr w:type="gramEnd"/>
+    </w:p>
+    <w:p>
+      <w:pPr>
+        <w:spacing w:after="0" w:line="240" w:lineRule="auto"/>
+      </w:pPr>
+    </w:p>
+    <w:p>
+      <w:pPr>
+        <w:spacing w:after="0" w:line="240" w:lineRule="auto"/>
+      </w:pPr>
+      <w:r>
+        <w:t xml:space="preserve">    [</w:t>
+      </w:r>
+      <w:proofErr w:type="gramStart"/>
+      <w:r>
+        <w:t>Display(</w:t>
+      </w:r>
+      <w:proofErr w:type="gramEnd"/>
+      <w:r>
+        <w:t>Name = "Attendance Date")]</w:t>
+      </w:r>
+    </w:p>
+    <w:p>
+      <w:pPr>
+        <w:spacing w:after="0" w:line="240" w:lineRule="auto"/>
+      </w:pPr>
+      <w:r>
+        <w:t xml:space="preserve">    [</w:t>
+      </w:r>
+      <w:proofErr w:type="spellStart"/>
+      <w:proofErr w:type="gramStart"/>
+      <w:r>
+        <w:t>DataType</w:t>
+      </w:r>
+      <w:proofErr w:type="spellEnd"/>
+      <w:r>
+        <w:t>(</w:t>
+      </w:r>
+      <w:proofErr w:type="spellStart"/>
+      <w:proofErr w:type="gramEnd"/>
+      <w:r>
+        <w:t>DataType.Date</w:t>
+      </w:r>
+      <w:proofErr w:type="spellEnd"/>
+      <w:r>
+        <w:t>)]</w:t>
+      </w:r>
+    </w:p>
+    <w:p>
+      <w:pPr>
+        <w:spacing w:after="0" w:line="240" w:lineRule="auto"/>
+      </w:pPr>
+      <w:r>
+        <w:t xml:space="preserve">    public </w:t>
+      </w:r>
+      <w:proofErr w:type="spellStart"/>
+      <w:r>
+        <w:t>DateTime</w:t>
+      </w:r>
+      <w:proofErr w:type="spellEnd"/>
+      <w:r>
+        <w:t xml:space="preserve">? </w:t>
+      </w:r>
+      <w:proofErr w:type="spellStart"/>
+      <w:r>
+        <w:t>AttendanceDate</w:t>
+      </w:r>
+      <w:proofErr w:type="spellEnd"/>
+      <w:r>
+        <w:t xml:space="preserve"> </w:t>
+      </w:r>
+      <w:proofErr w:type="gramStart"/>
+      <w:r>
+        <w:t>{ get</w:t>
+      </w:r>
+      <w:proofErr w:type="gramEnd"/>
+      <w:r>
+        <w:t>; set</w:t>
+      </w:r>
+      <w:proofErr w:type="gramStart"/>
+      <w:r>
+        <w:t>; }</w:t>
+      </w:r>
+      <w:proofErr w:type="gramEnd"/>
+    </w:p>
+    <w:p>
+      <w:pPr>
+        <w:spacing w:after="0" w:line="240" w:lineRule="auto"/>
+      </w:pPr>
+    </w:p>
+    <w:p>
+      <w:pPr>
+        <w:spacing w:after="0" w:line="240" w:lineRule="auto"/>
+      </w:pPr>
+      <w:r>
+        <w:t xml:space="preserve">    public string? </w:t>
+      </w:r>
+      <w:proofErr w:type="spellStart"/>
+      <w:r>
+        <w:t>OTReasonCode</w:t>
+      </w:r>
+      <w:proofErr w:type="spellEnd"/>
+      <w:r>
+        <w:t xml:space="preserve"> </w:t>
+      </w:r>
+      <w:proofErr w:type="gramStart"/>
+      <w:r>
+        <w:t>{ get</w:t>
+      </w:r>
+      <w:proofErr w:type="gramEnd"/>
+      <w:r>
+        <w:t>; set</w:t>
+      </w:r>
+      <w:proofErr w:type="gramStart"/>
+      <w:r>
+        <w:t>; }</w:t>
+      </w:r>
+      <w:proofErr w:type="gramEnd"/>
+      <w:r>
+        <w:t xml:space="preserve"> = null;</w:t>
+      </w:r>
+    </w:p>
+    <w:p>
+      <w:pPr>
+        <w:spacing w:after="0" w:line="240" w:lineRule="auto"/>
+      </w:pPr>
+    </w:p>
+    <w:p>
+      <w:pPr>
+        <w:spacing w:after="0" w:line="240" w:lineRule="auto"/>
+      </w:pPr>
+      <w:r>
+        <w:t xml:space="preserve">    [</w:t>
+      </w:r>
+      <w:proofErr w:type="gramStart"/>
+      <w:r>
+        <w:t>Display(</w:t>
+      </w:r>
+      <w:proofErr w:type="gramEnd"/>
+      <w:r>
+        <w:t>Name = "Description")]</w:t>
+      </w:r>
+    </w:p>
+    <w:p>
+      <w:pPr>
+        <w:spacing w:after="0" w:line="240" w:lineRule="auto"/>
+      </w:pPr>
+      <w:r>
+        <w:t xml:space="preserve">    [</w:t>
+      </w:r>
+      <w:proofErr w:type="gramStart"/>
+      <w:r>
+        <w:t>Required(</w:t>
+      </w:r>
+      <w:proofErr w:type="spellStart"/>
+      <w:proofErr w:type="gramEnd"/>
+      <w:r>
+        <w:t>ErrorMessage</w:t>
+      </w:r>
+      <w:proofErr w:type="spellEnd"/>
+      <w:r>
+        <w:t xml:space="preserve"> = "Overtime Reason is required")]</w:t>
+      </w:r>
+    </w:p>
+    <w:p>
+      <w:pPr>
+        <w:spacing w:after="0" w:line="240" w:lineRule="auto"/>
+      </w:pPr>
+      <w:r>
+        <w:t xml:space="preserve">    public string </w:t>
+      </w:r>
+      <w:proofErr w:type="spellStart"/>
+      <w:r>
+        <w:t>OTReasonDesc</w:t>
+      </w:r>
+      <w:proofErr w:type="spellEnd"/>
+      <w:r>
+        <w:t xml:space="preserve"> </w:t>
+      </w:r>
+      <w:proofErr w:type="gramStart"/>
+      <w:r>
+        <w:t>{ get</w:t>
+      </w:r>
+      <w:proofErr w:type="gramEnd"/>
+      <w:r>
+        <w:t>; set</w:t>
+      </w:r>
+      <w:proofErr w:type="gramStart"/>
+      <w:r>
+        <w:t>; }</w:t>
+      </w:r>
+      <w:proofErr w:type="gramEnd"/>
+      <w:r>
+        <w:t xml:space="preserve"> = </w:t>
+      </w:r>
+      <w:proofErr w:type="gramStart"/>
+      <w:r>
+        <w:t>null!;</w:t>
+      </w:r>
+      <w:proofErr w:type="gramEnd"/>
+    </w:p>
+    <w:p>
+      <w:pPr>
+        <w:spacing w:after="0" w:line="240" w:lineRule="auto"/>
+      </w:pPr>
+    </w:p>
+    <w:p>
+      <w:pPr>
+        <w:spacing w:after="0" w:line="240" w:lineRule="auto"/>
+      </w:pPr>
+      <w:r>
+        <w:t xml:space="preserve">    public string? </w:t>
+      </w:r>
+      <w:proofErr w:type="spellStart"/>
+      <w:r>
+        <w:t>ActionCode</w:t>
+      </w:r>
+      <w:proofErr w:type="spellEnd"/>
+      <w:r>
+        <w:t xml:space="preserve"> </w:t>
+      </w:r>
+      <w:proofErr w:type="gramStart"/>
+      <w:r>
+        <w:t>{ get</w:t>
+      </w:r>
+      <w:proofErr w:type="gramEnd"/>
+      <w:r>
+        <w:t>; set</w:t>
+      </w:r>
+      <w:proofErr w:type="gramStart"/>
+      <w:r>
+        <w:t>; }</w:t>
+      </w:r>
+      <w:proofErr w:type="gramEnd"/>
+      <w:r>
+        <w:t xml:space="preserve"> = null;</w:t>
+      </w:r>
+    </w:p>
+    <w:p>
+      <w:pPr>
+        <w:spacing w:after="0" w:line="240" w:lineRule="auto"/>
+      </w:pPr>
+    </w:p>
+    <w:p>
+      <w:pPr>
+        <w:spacing w:after="0" w:line="240" w:lineRule="auto"/>
+      </w:pPr>
+      <w:r>
+        <w:t xml:space="preserve">    [</w:t>
+      </w:r>
+      <w:proofErr w:type="gramStart"/>
+      <w:r>
+        <w:t>Display(</w:t>
+      </w:r>
+      <w:proofErr w:type="gramEnd"/>
+      <w:r>
+        <w:t>Name = "Select Action")]</w:t>
+      </w:r>
+    </w:p>
+    <w:p>
+      <w:pPr>
+        <w:spacing w:after="0" w:line="240" w:lineRule="auto"/>
+      </w:pPr>
+      <w:r>
+        <w:t xml:space="preserve">    [</w:t>
+      </w:r>
+      <w:proofErr w:type="gramStart"/>
+      <w:r>
+        <w:t>Required(</w:t>
+      </w:r>
+      <w:proofErr w:type="spellStart"/>
+      <w:proofErr w:type="gramEnd"/>
+      <w:r>
+        <w:t>ErrorMessage</w:t>
+      </w:r>
+      <w:proofErr w:type="spellEnd"/>
+      <w:r>
+        <w:t xml:space="preserve"> = "Action is required")]</w:t>
+      </w:r>
+    </w:p>
+    <w:p>
+      <w:pPr>
+        <w:spacing w:after="0" w:line="240" w:lineRule="auto"/>
+      </w:pPr>
+      <w:r>
+        <w:t xml:space="preserve">    public string </w:t>
+      </w:r>
+      <w:proofErr w:type="spellStart"/>
+      <w:r>
+        <w:t>ActionDesc</w:t>
+      </w:r>
+      <w:proofErr w:type="spellEnd"/>
+      <w:r>
+        <w:t xml:space="preserve"> </w:t>
+      </w:r>
+      <w:proofErr w:type="gramStart"/>
+      <w:r>
+        <w:t>{ get</w:t>
+      </w:r>
+      <w:proofErr w:type="gramEnd"/>
+      <w:r>
+        <w:t>; set</w:t>
+      </w:r>
+      <w:proofErr w:type="gramStart"/>
+      <w:r>
+        <w:t>; }</w:t>
+      </w:r>
+      <w:proofErr w:type="gramEnd"/>
+      <w:r>
+        <w:t xml:space="preserve"> = </w:t>
+      </w:r>
+      <w:proofErr w:type="gramStart"/>
+      <w:r>
+        <w:t>null!;</w:t>
+      </w:r>
+      <w:proofErr w:type="gramEnd"/>
+    </w:p>
+    <w:p>
+      <w:pPr>
+        <w:spacing w:after="0" w:line="240" w:lineRule="auto"/>
+      </w:pPr>
+    </w:p>
+    <w:p>
+      <w:pPr>
+        <w:spacing w:after="0" w:line="240" w:lineRule="auto"/>
+      </w:pPr>
+      <w:r>
+        <w:t xml:space="preserve">    [</w:t>
+      </w:r>
+      <w:proofErr w:type="gramStart"/>
+      <w:r>
+        <w:t>Required(</w:t>
+      </w:r>
+      <w:proofErr w:type="spellStart"/>
+      <w:proofErr w:type="gramEnd"/>
+      <w:r>
+        <w:t>ErrorMessage</w:t>
+      </w:r>
+      <w:proofErr w:type="spellEnd"/>
+      <w:r>
+        <w:t xml:space="preserve"> = "OT Start Time is required")]</w:t>
+      </w:r>
+    </w:p>
+    <w:p>
+      <w:pPr>
+        <w:spacing w:after="0" w:line="240" w:lineRule="auto"/>
+      </w:pPr>
+      <w:r>
+        <w:t xml:space="preserve">    [</w:t>
+      </w:r>
+      <w:proofErr w:type="gramStart"/>
+      <w:r>
+        <w:t>Display(</w:t>
+      </w:r>
+      <w:proofErr w:type="gramEnd"/>
+      <w:r>
+        <w:t>Name = "OT Start Time")]</w:t>
+      </w:r>
+    </w:p>
+    <w:p>
+      <w:pPr>
+        <w:spacing w:after="0" w:line="240" w:lineRule="auto"/>
+      </w:pPr>
+      <w:r>
+        <w:t xml:space="preserve">    [</w:t>
+      </w:r>
+      <w:proofErr w:type="spellStart"/>
+      <w:r>
+        <w:t>OTTimeValidation</w:t>
+      </w:r>
+      <w:proofErr w:type="spellEnd"/>
+      <w:r>
+        <w:t>("</w:t>
+      </w:r>
+      <w:proofErr w:type="spellStart"/>
+      <w:r>
+        <w:t>OTEndTime</w:t>
+      </w:r>
+      <w:proofErr w:type="spellEnd"/>
+      <w:r>
+        <w:t xml:space="preserve">")] // </w:t>
+      </w:r>
+      <w:r>
+        <w:rPr>
+          <w:rFonts w:ascii="Segoe UI Emoji" w:hAnsi="Segoe UI Emoji" w:cs="Segoe UI Emoji"/>
+        </w:rPr>
+        <w:t>✅</w:t>
+      </w:r>
+      <w:r>
+        <w:t xml:space="preserve"> custom validation</w:t>
+      </w:r>
+    </w:p>
+    <w:p>
+      <w:pPr>
+        <w:spacing w:after="0" w:line="240" w:lineRule="auto"/>
+      </w:pPr>
+      <w:r>
+        <w:t xml:space="preserve">    public </w:t>
+      </w:r>
+      <w:proofErr w:type="spellStart"/>
+      <w:r>
+        <w:t>TimeSpan</w:t>
+      </w:r>
+      <w:proofErr w:type="spellEnd"/>
+      <w:r>
+        <w:t xml:space="preserve">? </w:t>
+      </w:r>
+      <w:proofErr w:type="spellStart"/>
+      <w:r>
+        <w:t>OTStartTime</w:t>
+      </w:r>
+      <w:proofErr w:type="spellEnd"/>
+      <w:r>
+        <w:t xml:space="preserve"> </w:t>
+      </w:r>
+      <w:proofErr w:type="gramStart"/>
+      <w:r>
+        <w:t>{ get</w:t>
+      </w:r>
+      <w:proofErr w:type="gramEnd"/>
+      <w:r>
+        <w:t>; set</w:t>
+      </w:r>
+      <w:proofErr w:type="gramStart"/>
+      <w:r>
+        <w:t>; }</w:t>
+      </w:r>
+      <w:proofErr w:type="gramEnd"/>
+    </w:p>
+    <w:p>
+      <w:pPr>
+        <w:spacing w:after="0" w:line="240" w:lineRule="auto"/>
+      </w:pPr>
+    </w:p>
+    <w:p>
+      <w:pPr>
+        <w:spacing w:after="0" w:line="240" w:lineRule="auto"/>
+      </w:pPr>
+      <w:r>
+        <w:t xml:space="preserve">    [</w:t>
+      </w:r>
+      <w:proofErr w:type="gramStart"/>
+      <w:r>
+        <w:t>Required(</w:t>
+      </w:r>
+      <w:proofErr w:type="spellStart"/>
+      <w:proofErr w:type="gramEnd"/>
+      <w:r>
+        <w:t>ErrorMessage</w:t>
+      </w:r>
+      <w:proofErr w:type="spellEnd"/>
+      <w:r>
+        <w:t xml:space="preserve"> = "OT Start Time is required")]</w:t>
+      </w:r>
+    </w:p>
+    <w:p>
+      <w:pPr>
+        <w:spacing w:after="0" w:line="240" w:lineRule="auto"/>
+      </w:pPr>
+      <w:r>
+        <w:t xml:space="preserve">    [</w:t>
+      </w:r>
+      <w:proofErr w:type="gramStart"/>
+      <w:r>
+        <w:t>Display(</w:t>
+      </w:r>
+      <w:proofErr w:type="gramEnd"/>
+      <w:r>
+        <w:t>Name = "OT End Time")]</w:t>
+      </w:r>
+    </w:p>
+    <w:p>
+      <w:pPr>
+        <w:spacing w:after="0" w:line="240" w:lineRule="auto"/>
+      </w:pPr>
+      <w:r>
+        <w:t xml:space="preserve">    [</w:t>
+      </w:r>
+      <w:proofErr w:type="spellStart"/>
+      <w:r>
+        <w:t>OTTimeValidation</w:t>
+      </w:r>
+      <w:proofErr w:type="spellEnd"/>
+      <w:r>
+        <w:t>("</w:t>
+      </w:r>
+      <w:proofErr w:type="spellStart"/>
+      <w:r>
+        <w:t>OTStartTime</w:t>
+      </w:r>
+      <w:proofErr w:type="spellEnd"/>
+      <w:r>
+        <w:t xml:space="preserve">")] // </w:t>
+      </w:r>
+      <w:r>
+        <w:rPr>
+          <w:rFonts w:ascii="Segoe UI Emoji" w:hAnsi="Segoe UI Emoji" w:cs="Segoe UI Emoji"/>
+        </w:rPr>
+        <w:t>✅</w:t>
+      </w:r>
+      <w:r>
+        <w:t xml:space="preserve"> custom validation</w:t>
+      </w:r>
+    </w:p>
+    <w:p>
+      <w:pPr>
+        <w:spacing w:after="0" w:line="240" w:lineRule="auto"/>
+      </w:pPr>
+      <w:r>
+        <w:t xml:space="preserve">    public </w:t>
+      </w:r>
+      <w:proofErr w:type="spellStart"/>
+      <w:r>
+        <w:t>TimeSpan</w:t>
+      </w:r>
+      <w:proofErr w:type="spellEnd"/>
+      <w:r>
+        <w:t xml:space="preserve">? </w:t>
+      </w:r>
+      <w:proofErr w:type="spellStart"/>
+      <w:r>
+        <w:t>OTEndTime</w:t>
+      </w:r>
+      <w:proofErr w:type="spellEnd"/>
+      <w:r>
+        <w:t xml:space="preserve"> </w:t>
+      </w:r>
+      <w:proofErr w:type="gramStart"/>
+      <w:r>
+        <w:t>{ get</w:t>
+      </w:r>
+      <w:proofErr w:type="gramEnd"/>
+      <w:r>
+        <w:t>; set</w:t>
+      </w:r>
+      <w:proofErr w:type="gramStart"/>
+      <w:r>
+        <w:t>; }</w:t>
+      </w:r>
+      <w:proofErr w:type="gramEnd"/>
+    </w:p>
+    <w:p>
+      <w:pPr>
+        <w:spacing w:after="0" w:line="240" w:lineRule="auto"/>
+      </w:pPr>
+    </w:p>
+    <w:p>
+      <w:pPr>
+        <w:spacing w:after="0" w:line="240" w:lineRule="auto"/>
+      </w:pPr>
+      <w:r>
+        <w:t xml:space="preserve">    [</w:t>
+      </w:r>
+      <w:proofErr w:type="gramStart"/>
+      <w:r>
+        <w:t>Display(</w:t>
+      </w:r>
+      <w:proofErr w:type="gramEnd"/>
+      <w:r>
+        <w:t>Name = "Shift Name")]</w:t>
+      </w:r>
+    </w:p>
+    <w:p>
+      <w:pPr>
+        <w:spacing w:after="0" w:line="240" w:lineRule="auto"/>
+      </w:pPr>
+      <w:r>
+        <w:t xml:space="preserve">    public string? </w:t>
+      </w:r>
+      <w:proofErr w:type="spellStart"/>
+      <w:r>
+        <w:t>ShiftPattern</w:t>
+      </w:r>
+      <w:proofErr w:type="spellEnd"/>
+      <w:r>
+        <w:t xml:space="preserve"> </w:t>
+      </w:r>
+      <w:proofErr w:type="gramStart"/>
+      <w:r>
+        <w:t>{ get</w:t>
+      </w:r>
+      <w:proofErr w:type="gramEnd"/>
+      <w:r>
+        <w:t>; set</w:t>
+      </w:r>
+      <w:proofErr w:type="gramStart"/>
+      <w:r>
+        <w:t>; }</w:t>
+      </w:r>
+      <w:proofErr w:type="gramEnd"/>
+      <w:r>
+        <w:t xml:space="preserve"> = null;</w:t>
+      </w:r>
+    </w:p>
+    <w:p>
+      <w:pPr>
+        <w:spacing w:after="0" w:line="240" w:lineRule="auto"/>
+      </w:pPr>
+    </w:p>
+    <w:p>
+      <w:pPr>
+        <w:spacing w:after="0" w:line="240" w:lineRule="auto"/>
+      </w:pPr>
+      <w:r>
+        <w:t xml:space="preserve">    [</w:t>
+      </w:r>
+      <w:proofErr w:type="gramStart"/>
+      <w:r>
+        <w:t>Display(</w:t>
+      </w:r>
+      <w:proofErr w:type="gramEnd"/>
+      <w:r>
+        <w:t>Name = "Remarks")]</w:t>
+      </w:r>
+    </w:p>
+    <w:p>
+      <w:pPr>
+        <w:spacing w:after="0" w:line="240" w:lineRule="auto"/>
+      </w:pPr>
+      <w:r>
+        <w:t xml:space="preserve">    [</w:t>
+      </w:r>
+      <w:proofErr w:type="spellStart"/>
+      <w:proofErr w:type="gramStart"/>
+      <w:r>
+        <w:t>StringLength</w:t>
+      </w:r>
+      <w:proofErr w:type="spellEnd"/>
+      <w:r>
+        <w:t>(</w:t>
+      </w:r>
+      <w:proofErr w:type="gramEnd"/>
+      <w:r>
+        <w:t xml:space="preserve">500, </w:t>
+      </w:r>
+      <w:proofErr w:type="spellStart"/>
+      <w:r>
+        <w:t>ErrorMessage</w:t>
+      </w:r>
+      <w:proofErr w:type="spellEnd"/>
+      <w:r>
+        <w:t xml:space="preserve"> = "Remarks can't be more than 500 characters.")]</w:t>
+      </w:r>
+    </w:p>
+    <w:p>
+      <w:pPr>
+        <w:spacing w:after="0" w:line="240" w:lineRule="auto"/>
+      </w:pPr>
+      <w:r>
+        <w:t xml:space="preserve">    public string? Remarks </w:t>
+      </w:r>
+      <w:proofErr w:type="gramStart"/>
+      <w:r>
+        <w:t>{ get</w:t>
+      </w:r>
+      <w:proofErr w:type="gramEnd"/>
+      <w:r>
+        <w:t>; set</w:t>
+      </w:r>
+      <w:proofErr w:type="gramStart"/>
+      <w:r>
+        <w:t>; }</w:t>
+      </w:r>
+      <w:proofErr w:type="gramEnd"/>
+      <w:r>
+        <w:t xml:space="preserve"> = null;</w:t>
+      </w:r>
+    </w:p>
+    <w:p>
+      <w:pPr>
+        <w:spacing w:after="0" w:line="240" w:lineRule="auto"/>
+      </w:pPr>
+    </w:p>
+    <w:p>
+      <w:pPr>
+        <w:spacing w:after="0" w:line="240" w:lineRule="auto"/>
+      </w:pPr>
+      <w:r>
+        <w:t xml:space="preserve">    [</w:t>
+      </w:r>
+      <w:proofErr w:type="gramStart"/>
+      <w:r>
+        <w:t>Display(</w:t>
+      </w:r>
+      <w:proofErr w:type="gramEnd"/>
+      <w:r>
+        <w:t>Name = "Shift Description")]</w:t>
+      </w:r>
+    </w:p>
+    <w:p>
+      <w:pPr>
+        <w:spacing w:after="0" w:line="240" w:lineRule="auto"/>
+      </w:pPr>
+      <w:r>
+        <w:t xml:space="preserve">    public string? </w:t>
+      </w:r>
+      <w:proofErr w:type="spellStart"/>
+      <w:r>
+        <w:t>ShiftDescription</w:t>
+      </w:r>
+      <w:proofErr w:type="spellEnd"/>
+      <w:r>
+        <w:t xml:space="preserve"> </w:t>
+      </w:r>
+      <w:proofErr w:type="gramStart"/>
+      <w:r>
+        <w:t>{ get</w:t>
+      </w:r>
+      <w:proofErr w:type="gramEnd"/>
+      <w:r>
+        <w:t>; set</w:t>
+      </w:r>
+      <w:proofErr w:type="gramStart"/>
+      <w:r>
+        <w:t>; }</w:t>
+      </w:r>
+      <w:proofErr w:type="gramEnd"/>
+      <w:r>
+        <w:t xml:space="preserve"> = null;</w:t>
+      </w:r>
+    </w:p>
+    <w:p>
+      <w:pPr>
+        <w:spacing w:after="0" w:line="240" w:lineRule="auto"/>
+      </w:pPr>
+    </w:p>
+    <w:p>
+      <w:pPr>
+        <w:spacing w:after="0" w:line="240" w:lineRule="auto"/>
+      </w:pPr>
+      <w:r>
+        <w:t xml:space="preserve">    [</w:t>
+      </w:r>
+      <w:proofErr w:type="gramStart"/>
+      <w:r>
+        <w:t>Display(</w:t>
+      </w:r>
+      <w:proofErr w:type="gramEnd"/>
+      <w:r>
+        <w:t>Name = "Scheduled Timing")]</w:t>
+      </w:r>
+    </w:p>
+    <w:p>
+      <w:pPr>
+        <w:spacing w:after="0" w:line="240" w:lineRule="auto"/>
+      </w:pPr>
+      <w:r>
+        <w:t xml:space="preserve">    public string? </w:t>
+      </w:r>
+      <w:proofErr w:type="spellStart"/>
+      <w:r>
+        <w:t>ShiftTiming</w:t>
+      </w:r>
+      <w:proofErr w:type="spellEnd"/>
+      <w:r>
+        <w:t xml:space="preserve"> </w:t>
+      </w:r>
+      <w:proofErr w:type="gramStart"/>
+      <w:r>
+        <w:t>{ get</w:t>
+      </w:r>
+      <w:proofErr w:type="gramEnd"/>
+      <w:r>
+        <w:t>; set</w:t>
+      </w:r>
+      <w:proofErr w:type="gramStart"/>
+      <w:r>
+        <w:t>; }</w:t>
+      </w:r>
+      <w:proofErr w:type="gramEnd"/>
+      <w:r>
+        <w:t xml:space="preserve"> = null;</w:t>
+      </w:r>
+    </w:p>
+    <w:p>
+      <w:pPr>
+        <w:spacing w:after="0" w:line="240" w:lineRule="auto"/>
+      </w:pPr>
+    </w:p>
+    <w:p>
+      <w:pPr>
+        <w:spacing w:after="0" w:line="240" w:lineRule="auto"/>
+      </w:pPr>
+      <w:r>
+        <w:lastRenderedPageBreak/>
+        <w:t xml:space="preserve">    [</w:t>
+      </w:r>
+      <w:proofErr w:type="gramStart"/>
+      <w:r>
+        <w:t>Display(</w:t>
+      </w:r>
+      <w:proofErr w:type="gramEnd"/>
+      <w:r>
+        <w:t>Name = "Actual Timing")]</w:t>
+      </w:r>
+    </w:p>
+    <w:p>
+      <w:pPr>
+        <w:spacing w:after="0" w:line="240" w:lineRule="auto"/>
+      </w:pPr>
+      <w:r>
+        <w:t xml:space="preserve">    public string? </w:t>
+      </w:r>
+      <w:proofErr w:type="spellStart"/>
+      <w:r>
+        <w:t>ActualTiming</w:t>
+      </w:r>
+      <w:proofErr w:type="spellEnd"/>
+      <w:r>
+        <w:t xml:space="preserve"> </w:t>
+      </w:r>
+      <w:proofErr w:type="gramStart"/>
+      <w:r>
+        <w:t>{ get</w:t>
+      </w:r>
+      <w:proofErr w:type="gramEnd"/>
+      <w:r>
+        <w:t>; set</w:t>
+      </w:r>
+      <w:proofErr w:type="gramStart"/>
+      <w:r>
+        <w:t>; }</w:t>
+      </w:r>
+      <w:proofErr w:type="gramEnd"/>
+      <w:r>
+        <w:t xml:space="preserve"> = null;</w:t>
+      </w:r>
+    </w:p>
+    <w:p>
+      <w:pPr>
+        <w:spacing w:after="0" w:line="240" w:lineRule="auto"/>
+      </w:pPr>
+    </w:p>
+    <w:p>
+      <w:pPr>
+        <w:spacing w:after="0" w:line="240" w:lineRule="auto"/>
+      </w:pPr>
+      <w:r>
+        <w:t xml:space="preserve">    public int? </w:t>
+      </w:r>
+      <w:proofErr w:type="spellStart"/>
+      <w:r>
+        <w:t>WorkDuration</w:t>
+      </w:r>
+      <w:proofErr w:type="spellEnd"/>
+      <w:r>
+        <w:t xml:space="preserve"> </w:t>
+      </w:r>
+      <w:proofErr w:type="gramStart"/>
+      <w:r>
+        <w:t>{ get</w:t>
+      </w:r>
+      <w:proofErr w:type="gramEnd"/>
+      <w:r>
+        <w:t>; set</w:t>
+      </w:r>
+      <w:proofErr w:type="gramStart"/>
+      <w:r>
+        <w:t>; }</w:t>
+      </w:r>
+      <w:proofErr w:type="gramEnd"/>
+    </w:p>
+    <w:p>
+      <w:pPr>
+        <w:spacing w:after="0" w:line="240" w:lineRule="auto"/>
+      </w:pPr>
+      <w:r>
+        <w:t xml:space="preserve">    public int? </w:t>
+      </w:r>
+      <w:proofErr w:type="spellStart"/>
+      <w:r>
+        <w:t>OTDuration</w:t>
+      </w:r>
+      <w:proofErr w:type="spellEnd"/>
+      <w:r>
+        <w:t xml:space="preserve"> </w:t>
+      </w:r>
+      <w:proofErr w:type="gramStart"/>
+      <w:r>
+        <w:t>{ get</w:t>
+      </w:r>
+      <w:proofErr w:type="gramEnd"/>
+      <w:r>
+        <w:t>; set</w:t>
+      </w:r>
+      <w:proofErr w:type="gramStart"/>
+      <w:r>
+        <w:t>; }</w:t>
+      </w:r>
+      <w:proofErr w:type="gramEnd"/>
+    </w:p>
+    <w:p>
+      <w:pPr>
+        <w:spacing w:after="0" w:line="240" w:lineRule="auto"/>
+      </w:pPr>
+      <w:r>
+        <w:t xml:space="preserve">    public string </w:t>
+      </w:r>
+      <w:proofErr w:type="spellStart"/>
+      <w:r>
+        <w:t>StatusCode</w:t>
+      </w:r>
+      <w:proofErr w:type="spellEnd"/>
+      <w:r>
+        <w:t xml:space="preserve"> </w:t>
+      </w:r>
+      <w:proofErr w:type="gramStart"/>
+      <w:r>
+        <w:t>{ get</w:t>
+      </w:r>
+      <w:proofErr w:type="gramEnd"/>
+      <w:r>
+        <w:t>; set</w:t>
+      </w:r>
+      <w:proofErr w:type="gramStart"/>
+      <w:r>
+        <w:t>; }</w:t>
+      </w:r>
+      <w:proofErr w:type="gramEnd"/>
+      <w:r>
+        <w:t xml:space="preserve"> = </w:t>
+      </w:r>
+      <w:proofErr w:type="gramStart"/>
+      <w:r>
+        <w:t>null!;</w:t>
+      </w:r>
+      <w:proofErr w:type="gramEnd"/>
+    </w:p>
+    <w:p>
+      <w:pPr>
+        <w:spacing w:after="0" w:line="240" w:lineRule="auto"/>
+      </w:pPr>
+      <w:r>
+        <w:t xml:space="preserve">    public string? </w:t>
+      </w:r>
+      <w:proofErr w:type="spellStart"/>
+      <w:r>
+        <w:t>StatusDesc</w:t>
+      </w:r>
+      <w:proofErr w:type="spellEnd"/>
+      <w:r>
+        <w:t xml:space="preserve"> </w:t>
+      </w:r>
+      <w:proofErr w:type="gramStart"/>
+      <w:r>
+        <w:t>{ get</w:t>
+      </w:r>
+      <w:proofErr w:type="gramEnd"/>
+      <w:r>
+        <w:t>; set</w:t>
+      </w:r>
+      <w:proofErr w:type="gramStart"/>
+      <w:r>
+        <w:t>; }</w:t>
+      </w:r>
+      <w:proofErr w:type="gramEnd"/>
+      <w:r>
+        <w:t xml:space="preserve"> = null;</w:t>
+      </w:r>
+    </w:p>
+    <w:p>
+      <w:pPr>
+        <w:spacing w:after="0" w:line="240" w:lineRule="auto"/>
+      </w:pPr>
+      <w:r>
+        <w:t xml:space="preserve">    public int? </w:t>
+      </w:r>
+      <w:proofErr w:type="spellStart"/>
+      <w:r>
+        <w:t>StatusID</w:t>
+      </w:r>
+      <w:proofErr w:type="spellEnd"/>
+      <w:r>
+        <w:t xml:space="preserve"> </w:t>
+      </w:r>
+      <w:proofErr w:type="gramStart"/>
+      <w:r>
+        <w:t>{ get</w:t>
+      </w:r>
+      <w:proofErr w:type="gramEnd"/>
+      <w:r>
+        <w:t>; set</w:t>
+      </w:r>
+      <w:proofErr w:type="gramStart"/>
+      <w:r>
+        <w:t>; }</w:t>
+      </w:r>
+      <w:proofErr w:type="gramEnd"/>
+    </w:p>
+    <w:p>
+      <w:pPr>
+        <w:spacing w:after="0" w:line="240" w:lineRule="auto"/>
+      </w:pPr>
+    </w:p>
+    <w:p>
+      <w:pPr>
+        <w:spacing w:after="0" w:line="240" w:lineRule="auto"/>
+      </w:pPr>
+      <w:r>
+        <w:t xml:space="preserve">    [</w:t>
+      </w:r>
+      <w:proofErr w:type="gramStart"/>
+      <w:r>
+        <w:t>Display(</w:t>
+      </w:r>
+      <w:proofErr w:type="gramEnd"/>
+      <w:r>
+        <w:t>Name = "Status")]</w:t>
+      </w:r>
+    </w:p>
+    <w:p>
+      <w:pPr>
+        <w:spacing w:after="0" w:line="240" w:lineRule="auto"/>
+      </w:pPr>
+      <w:r>
+        <w:t xml:space="preserve">    public string? </w:t>
+      </w:r>
+      <w:proofErr w:type="spellStart"/>
+      <w:r>
+        <w:t>StatusHandlingCode</w:t>
+      </w:r>
+      <w:proofErr w:type="spellEnd"/>
+      <w:r>
+        <w:t xml:space="preserve"> </w:t>
+      </w:r>
+      <w:proofErr w:type="gramStart"/>
+      <w:r>
+        <w:t>{ get</w:t>
+      </w:r>
+      <w:proofErr w:type="gramEnd"/>
+      <w:r>
+        <w:t>; set</w:t>
+      </w:r>
+      <w:proofErr w:type="gramStart"/>
+      <w:r>
+        <w:t>; }</w:t>
+      </w:r>
+      <w:proofErr w:type="gramEnd"/>
+      <w:r>
+        <w:t xml:space="preserve"> = null;</w:t>
+      </w:r>
+    </w:p>
+    <w:p>
+      <w:pPr>
+        <w:spacing w:after="0" w:line="240" w:lineRule="auto"/>
+      </w:pPr>
+    </w:p>
+    <w:p>
+      <w:pPr>
+        <w:spacing w:after="0" w:line="240" w:lineRule="auto"/>
+      </w:pPr>
+      <w:r>
+        <w:t xml:space="preserve">    public string </w:t>
+      </w:r>
+      <w:proofErr w:type="spellStart"/>
+      <w:r>
+        <w:t>CostCenter</w:t>
+      </w:r>
+      <w:proofErr w:type="spellEnd"/>
+      <w:r>
+        <w:t xml:space="preserve"> </w:t>
+      </w:r>
+      <w:proofErr w:type="gramStart"/>
+      <w:r>
+        <w:t>{ get</w:t>
+      </w:r>
+      <w:proofErr w:type="gramEnd"/>
+      <w:r>
+        <w:t>; set</w:t>
+      </w:r>
+      <w:proofErr w:type="gramStart"/>
+      <w:r>
+        <w:t>; }</w:t>
+      </w:r>
+      <w:proofErr w:type="gramEnd"/>
+      <w:r>
+        <w:t xml:space="preserve"> = </w:t>
+      </w:r>
+      <w:proofErr w:type="gramStart"/>
+      <w:r>
+        <w:t>null!;</w:t>
+      </w:r>
+      <w:proofErr w:type="gramEnd"/>
+    </w:p>
+    <w:p>
+      <w:pPr>
+        <w:spacing w:after="0" w:line="240" w:lineRule="auto"/>
+      </w:pPr>
+      <w:r>
+        <w:t xml:space="preserve">    public string? </w:t>
+      </w:r>
+      <w:proofErr w:type="spellStart"/>
+      <w:r>
+        <w:t>CostCenterName</w:t>
+      </w:r>
+      <w:proofErr w:type="spellEnd"/>
+      <w:r>
+        <w:t xml:space="preserve"> </w:t>
+      </w:r>
+      <w:proofErr w:type="gramStart"/>
+      <w:r>
+        <w:t>{ get</w:t>
+      </w:r>
+      <w:proofErr w:type="gramEnd"/>
+      <w:r>
+        <w:t>; set</w:t>
+      </w:r>
+      <w:proofErr w:type="gramStart"/>
+      <w:r>
+        <w:t>; }</w:t>
+      </w:r>
+      <w:proofErr w:type="gramEnd"/>
+      <w:r>
+        <w:t xml:space="preserve"> = null;</w:t>
+      </w:r>
+    </w:p>
+    <w:p>
+      <w:pPr>
+        <w:spacing w:after="0" w:line="240" w:lineRule="auto"/>
+      </w:pPr>
+    </w:p>
+    <w:p>
+      <w:pPr>
+        <w:spacing w:after="0" w:line="240" w:lineRule="auto"/>
+      </w:pPr>
+      <w:r>
+        <w:t xml:space="preserve">    [</w:t>
+      </w:r>
+      <w:proofErr w:type="gramStart"/>
+      <w:r>
+        <w:t>Display(</w:t>
+      </w:r>
+      <w:proofErr w:type="gramEnd"/>
+      <w:r>
+        <w:t>Name = "Created Date")]</w:t>
+      </w:r>
+    </w:p>
+    <w:p>
+      <w:pPr>
+        <w:spacing w:after="0" w:line="240" w:lineRule="auto"/>
+      </w:pPr>
+      <w:r>
+        <w:t xml:space="preserve">    [</w:t>
+      </w:r>
+      <w:proofErr w:type="spellStart"/>
+      <w:proofErr w:type="gramStart"/>
+      <w:r>
+        <w:t>DataType</w:t>
+      </w:r>
+      <w:proofErr w:type="spellEnd"/>
+      <w:r>
+        <w:t>(</w:t>
+      </w:r>
+      <w:proofErr w:type="spellStart"/>
+      <w:proofErr w:type="gramEnd"/>
+      <w:r>
+        <w:t>DataType.Date</w:t>
+      </w:r>
+      <w:proofErr w:type="spellEnd"/>
+      <w:r>
+        <w:t>)]</w:t>
+      </w:r>
+    </w:p>
+    <w:p>
+      <w:pPr>
+        <w:spacing w:after="0" w:line="240" w:lineRule="auto"/>
+      </w:pPr>
+      <w:r>
+        <w:t xml:space="preserve">    public </w:t>
+      </w:r>
+      <w:proofErr w:type="spellStart"/>
+      <w:r>
+        <w:t>DateTime</w:t>
+      </w:r>
+      <w:proofErr w:type="spellEnd"/>
+      <w:r>
+        <w:t xml:space="preserve">? </w:t>
+      </w:r>
+      <w:proofErr w:type="spellStart"/>
+      <w:r>
+        <w:t>CreatedDate</w:t>
+      </w:r>
+      <w:proofErr w:type="spellEnd"/>
+      <w:r>
+        <w:t xml:space="preserve"> </w:t>
+      </w:r>
+      <w:proofErr w:type="gramStart"/>
+      <w:r>
+        <w:t>{ get</w:t>
+      </w:r>
+      <w:proofErr w:type="gramEnd"/>
+      <w:r>
+        <w:t>; set</w:t>
+      </w:r>
+      <w:proofErr w:type="gramStart"/>
+      <w:r>
+        <w:t>; }</w:t>
+      </w:r>
+      <w:proofErr w:type="gramEnd"/>
+    </w:p>
+    <w:p>
+      <w:pPr>
+        <w:spacing w:after="0" w:line="240" w:lineRule="auto"/>
+      </w:pPr>
+    </w:p>
+    <w:p>
+      <w:pPr>
+        <w:spacing w:after="0" w:line="240" w:lineRule="auto"/>
+      </w:pPr>
+      <w:r>
+        <w:t xml:space="preserve">    public int? </w:t>
+      </w:r>
+      <w:proofErr w:type="spellStart"/>
+      <w:r>
+        <w:t>CreatedBy</w:t>
+      </w:r>
+      <w:proofErr w:type="spellEnd"/>
+      <w:r>
+        <w:t xml:space="preserve"> </w:t>
+      </w:r>
+      <w:proofErr w:type="gramStart"/>
+      <w:r>
+        <w:t>{ get</w:t>
+      </w:r>
+      <w:proofErr w:type="gramEnd"/>
+      <w:r>
+        <w:t>; set</w:t>
+      </w:r>
+      <w:proofErr w:type="gramStart"/>
+      <w:r>
+        <w:t>; }</w:t>
+      </w:r>
+      <w:proofErr w:type="gramEnd"/>
+    </w:p>
+    <w:p>
+      <w:pPr>
+        <w:spacing w:after="0" w:line="240" w:lineRule="auto"/>
+      </w:pPr>
+      <w:r>
+        <w:t xml:space="preserve">    public string? </w:t>
+      </w:r>
+      <w:proofErr w:type="spellStart"/>
+      <w:r>
+        <w:t>CreatedUserID</w:t>
+      </w:r>
+      <w:proofErr w:type="spellEnd"/>
+      <w:r>
+        <w:t xml:space="preserve"> </w:t>
+      </w:r>
+      <w:proofErr w:type="gramStart"/>
+      <w:r>
+        <w:t>{ get</w:t>
+      </w:r>
+      <w:proofErr w:type="gramEnd"/>
+      <w:r>
+        <w:t>; set</w:t>
+      </w:r>
+      <w:proofErr w:type="gramStart"/>
+      <w:r>
+        <w:t>; }</w:t>
+      </w:r>
+      <w:proofErr w:type="gramEnd"/>
+      <w:r>
+        <w:t xml:space="preserve"> = null;</w:t>
+      </w:r>
+    </w:p>
+    <w:p>
+      <w:pPr>
+        <w:spacing w:after="0" w:line="240" w:lineRule="auto"/>
+      </w:pPr>
+      <w:r>
+        <w:t xml:space="preserve">    public string? </w:t>
+      </w:r>
+      <w:proofErr w:type="spellStart"/>
+      <w:r>
+        <w:t>CreatedEmail</w:t>
+      </w:r>
+      <w:proofErr w:type="spellEnd"/>
+      <w:r>
+        <w:t xml:space="preserve"> </w:t>
+      </w:r>
+      <w:proofErr w:type="gramStart"/>
+      <w:r>
+        <w:t>{ get</w:t>
+      </w:r>
+      <w:proofErr w:type="gramEnd"/>
+      <w:r>
+        <w:t>; set</w:t>
+      </w:r>
+      <w:proofErr w:type="gramStart"/>
+      <w:r>
+        <w:t>; }</w:t>
+      </w:r>
+      <w:proofErr w:type="gramEnd"/>
+      <w:r>
+        <w:t xml:space="preserve"> = null;</w:t>
+      </w:r>
+    </w:p>
+    <w:p>
+      <w:pPr>
+        <w:spacing w:after="0" w:line="240" w:lineRule="auto"/>
+      </w:pPr>
+      <w:r>
+        <w:t xml:space="preserve">    public string? </w:t>
+      </w:r>
+      <w:proofErr w:type="spellStart"/>
+      <w:r>
+        <w:t>CreatedByName</w:t>
+      </w:r>
+      <w:proofErr w:type="spellEnd"/>
+      <w:r>
+        <w:t xml:space="preserve"> </w:t>
+      </w:r>
+      <w:proofErr w:type="gramStart"/>
+      <w:r>
+        <w:t>{ get</w:t>
+      </w:r>
+      <w:proofErr w:type="gramEnd"/>
+      <w:r>
+        <w:t>; set</w:t>
+      </w:r>
+      <w:proofErr w:type="gramStart"/>
+      <w:r>
+        <w:t>; }</w:t>
+      </w:r>
+      <w:proofErr w:type="gramEnd"/>
+      <w:r>
+        <w:t xml:space="preserve"> = null;</w:t>
+      </w:r>
+    </w:p>
+    <w:p>
+      <w:pPr>
+        <w:spacing w:after="0" w:line="240" w:lineRule="auto"/>
+      </w:pPr>
+    </w:p>
+    <w:p>
+      <w:pPr>
+        <w:spacing w:after="0" w:line="240" w:lineRule="auto"/>
+      </w:pPr>
+      <w:r>
+        <w:t xml:space="preserve">    [</w:t>
+      </w:r>
+      <w:proofErr w:type="gramStart"/>
+      <w:r>
+        <w:t>Display(</w:t>
+      </w:r>
+      <w:proofErr w:type="gramEnd"/>
+      <w:r>
+        <w:t>Name = "Last Updated Date")]</w:t>
+      </w:r>
+    </w:p>
+    <w:p>
+      <w:pPr>
+        <w:spacing w:after="0" w:line="240" w:lineRule="auto"/>
+      </w:pPr>
+      <w:r>
+        <w:t xml:space="preserve">    [</w:t>
+      </w:r>
+      <w:proofErr w:type="spellStart"/>
+      <w:proofErr w:type="gramStart"/>
+      <w:r>
+        <w:t>DataType</w:t>
+      </w:r>
+      <w:proofErr w:type="spellEnd"/>
+      <w:r>
+        <w:t>(</w:t>
+      </w:r>
+      <w:proofErr w:type="spellStart"/>
+      <w:proofErr w:type="gramEnd"/>
+      <w:r>
+        <w:t>DataType.Date</w:t>
+      </w:r>
+      <w:proofErr w:type="spellEnd"/>
+      <w:r>
+        <w:t>)]</w:t>
+      </w:r>
+    </w:p>
+    <w:p>
+      <w:pPr>
+        <w:spacing w:after="0" w:line="240" w:lineRule="auto"/>
+      </w:pPr>
+      <w:r>
+        <w:t xml:space="preserve">    public </w:t>
+      </w:r>
+      <w:proofErr w:type="spellStart"/>
+      <w:r>
+        <w:t>DateTime</w:t>
+      </w:r>
+      <w:proofErr w:type="spellEnd"/>
+      <w:r>
+        <w:t xml:space="preserve">? </w:t>
+      </w:r>
+      <w:proofErr w:type="spellStart"/>
+      <w:r>
+        <w:t>LastUpdatedDate</w:t>
+      </w:r>
+      <w:proofErr w:type="spellEnd"/>
+      <w:r>
+        <w:t xml:space="preserve"> </w:t>
+      </w:r>
+      <w:proofErr w:type="gramStart"/>
+      <w:r>
+        <w:t>{ get</w:t>
+      </w:r>
+      <w:proofErr w:type="gramEnd"/>
+      <w:r>
+        <w:t>; set</w:t>
+      </w:r>
+      <w:proofErr w:type="gramStart"/>
+      <w:r>
+        <w:t>; }</w:t>
+      </w:r>
+      <w:proofErr w:type="gramEnd"/>
+    </w:p>
+    <w:p>
+      <w:pPr>
+        <w:spacing w:after="0" w:line="240" w:lineRule="auto"/>
+      </w:pPr>
+    </w:p>
+    <w:p>
+      <w:pPr>
+        <w:spacing w:after="0" w:line="240" w:lineRule="auto"/>
+      </w:pPr>
+      <w:r>
+        <w:t xml:space="preserve">    public int? </w:t>
+      </w:r>
+      <w:proofErr w:type="spellStart"/>
+      <w:r>
+        <w:t>LastUpdatedBy</w:t>
+      </w:r>
+      <w:proofErr w:type="spellEnd"/>
+      <w:r>
+        <w:t xml:space="preserve"> </w:t>
+      </w:r>
+      <w:proofErr w:type="gramStart"/>
+      <w:r>
+        <w:t>{ get</w:t>
+      </w:r>
+      <w:proofErr w:type="gramEnd"/>
+      <w:r>
+        <w:t>; set</w:t>
+      </w:r>
+      <w:proofErr w:type="gramStart"/>
+      <w:r>
+        <w:t>; }</w:t>
+      </w:r>
+      <w:proofErr w:type="gramEnd"/>
+    </w:p>
+    <w:p>
+      <w:pPr>
+        <w:spacing w:after="0" w:line="240" w:lineRule="auto"/>
+      </w:pPr>
+      <w:r>
+        <w:t xml:space="preserve">    public string? </w:t>
+      </w:r>
+      <w:proofErr w:type="spellStart"/>
+      <w:r>
+        <w:t>LastUpdatedUserID</w:t>
+      </w:r>
+      <w:proofErr w:type="spellEnd"/>
+      <w:r>
+        <w:t xml:space="preserve"> </w:t>
+      </w:r>
+      <w:proofErr w:type="gramStart"/>
+      <w:r>
+        <w:t>{ get</w:t>
+      </w:r>
+      <w:proofErr w:type="gramEnd"/>
+      <w:r>
+        <w:t>; set</w:t>
+      </w:r>
+      <w:proofErr w:type="gramStart"/>
+      <w:r>
+        <w:t>; }</w:t>
+      </w:r>
+      <w:proofErr w:type="gramEnd"/>
+      <w:r>
+        <w:t xml:space="preserve"> = null;</w:t>
+      </w:r>
+    </w:p>
+    <w:p>
+      <w:pPr>
+        <w:spacing w:after="0" w:line="240" w:lineRule="auto"/>
+      </w:pPr>
+      <w:r>
+        <w:t xml:space="preserve">    public string? </w:t>
+      </w:r>
+      <w:proofErr w:type="spellStart"/>
+      <w:r>
+        <w:t>LastUpdatedEmail</w:t>
+      </w:r>
+      <w:proofErr w:type="spellEnd"/>
+      <w:r>
+        <w:t xml:space="preserve"> </w:t>
+      </w:r>
+      <w:proofErr w:type="gramStart"/>
+      <w:r>
+        <w:t>{ get</w:t>
+      </w:r>
+      <w:proofErr w:type="gramEnd"/>
+      <w:r>
+        <w:t>; set</w:t>
+      </w:r>
+      <w:proofErr w:type="gramStart"/>
+      <w:r>
+        <w:t>; }</w:t>
+      </w:r>
+      <w:proofErr w:type="gramEnd"/>
+      <w:r>
+        <w:t xml:space="preserve"> = null;</w:t>
+      </w:r>
+    </w:p>
+    <w:p>
+      <w:pPr>
+        <w:spacing w:after="0" w:line="240" w:lineRule="auto"/>
+      </w:pPr>
+      <w:r>
+        <w:t xml:space="preserve">    public List&lt;</w:t>
+      </w:r>
+      <w:proofErr w:type="spellStart"/>
+      <w:r>
+        <w:t>FileAttachmentDTO</w:t>
+      </w:r>
+      <w:proofErr w:type="spellEnd"/>
+      <w:r>
+        <w:t xml:space="preserve">&gt; Files </w:t>
+      </w:r>
+      <w:proofErr w:type="gramStart"/>
+      <w:r>
+        <w:t>{ get</w:t>
+      </w:r>
+      <w:proofErr w:type="gramEnd"/>
+      <w:r>
+        <w:t>; set</w:t>
+      </w:r>
+      <w:proofErr w:type="gramStart"/>
+      <w:r>
+        <w:t>; }</w:t>
+      </w:r>
+      <w:proofErr w:type="gramEnd"/>
+      <w:r>
+        <w:t xml:space="preserve"> = </w:t>
+      </w:r>
+      <w:proofErr w:type="gramStart"/>
+      <w:r>
+        <w:t>new(</w:t>
+      </w:r>
+      <w:proofErr w:type="gramEnd"/>
+      <w:r>
+        <w:t>);</w:t>
+      </w:r>
+    </w:p>
+    <w:p>
+      <w:pPr>
+        <w:spacing w:after="0" w:line="240" w:lineRule="auto"/>
+      </w:pPr>
+      <w:r>
+        <w:t xml:space="preserve">    public List&lt;</w:t>
+      </w:r>
+      <w:proofErr w:type="spellStart"/>
+      <w:r>
+        <w:t>AttendanceSwipeDTO</w:t>
+      </w:r>
+      <w:proofErr w:type="spellEnd"/>
+      <w:r>
+        <w:t xml:space="preserve">&gt;? </w:t>
+      </w:r>
+      <w:proofErr w:type="spellStart"/>
+      <w:r>
+        <w:t>SwipeLogList</w:t>
+      </w:r>
+      <w:proofErr w:type="spellEnd"/>
+      <w:r>
+        <w:t xml:space="preserve"> </w:t>
+      </w:r>
+      <w:proofErr w:type="gramStart"/>
+      <w:r>
+        <w:t>{ get</w:t>
+      </w:r>
+      <w:proofErr w:type="gramEnd"/>
+      <w:r>
+        <w:t>; set</w:t>
+      </w:r>
+      <w:proofErr w:type="gramStart"/>
+      <w:r>
+        <w:t>; }</w:t>
+      </w:r>
+      <w:proofErr w:type="gramEnd"/>
+    </w:p>
+    <w:p>
+      <w:pPr>
+        <w:spacing w:after="0" w:line="240" w:lineRule="auto"/>
+      </w:pPr>
+      <w:r>
+        <w:t xml:space="preserve">    #endregion</w:t>
+      </w:r>
+    </w:p>
+    <w:p>
+      <w:pPr>
+        <w:spacing w:after="0" w:line="240" w:lineRule="auto"/>
+      </w:pPr>
+    </w:p>
+    <w:p>
+      <w:pPr>
+        <w:spacing w:after="0" w:line="240" w:lineRule="auto"/>
+      </w:pPr>
+      <w:r>
+        <w:t xml:space="preserve">    #region Extended Properties</w:t>
+      </w:r>
+    </w:p>
+    <w:p>
+      <w:pPr>
+        <w:spacing w:after="0" w:line="240" w:lineRule="auto"/>
+      </w:pPr>
+      <w:r>
+        <w:t xml:space="preserve">    [</w:t>
+      </w:r>
+      <w:proofErr w:type="gramStart"/>
+      <w:r>
+        <w:t>Display(</w:t>
+      </w:r>
+      <w:proofErr w:type="gramEnd"/>
+      <w:r>
+        <w:t>Name = "Total Work Hours")]</w:t>
+      </w:r>
+    </w:p>
+    <w:p>
+      <w:pPr>
+        <w:spacing w:after="0" w:line="240" w:lineRule="auto"/>
+      </w:pPr>
+      <w:r>
+        <w:t xml:space="preserve">    public string </w:t>
+      </w:r>
+      <w:proofErr w:type="spellStart"/>
+      <w:r>
+        <w:t>TotalWorkHours</w:t>
+      </w:r>
+      <w:proofErr w:type="spellEnd"/>
+    </w:p>
+    <w:p>
+      <w:pPr>
+        <w:spacing w:after="0" w:line="240" w:lineRule="auto"/>
+      </w:pPr>
+      <w:r>
+        <w:t xml:space="preserve">    {</w:t>
+      </w:r>
+    </w:p>
+    <w:p>
+      <w:pPr>
+        <w:spacing w:after="0" w:line="240" w:lineRule="auto"/>
+      </w:pPr>
+      <w:r>
+        <w:t xml:space="preserve">        get</w:t>
+      </w:r>
+    </w:p>
+    <w:p>
+      <w:pPr>
+        <w:spacing w:after="0" w:line="240" w:lineRule="auto"/>
+      </w:pPr>
+      <w:r>
+        <w:t xml:space="preserve">        {</w:t>
+      </w:r>
+    </w:p>
+    <w:p>
+      <w:pPr>
+        <w:spacing w:after="0" w:line="240" w:lineRule="auto"/>
+      </w:pPr>
+      <w:r>
+        <w:t xml:space="preserve">            if (</w:t>
+      </w:r>
+      <w:proofErr w:type="spellStart"/>
+      <w:r>
+        <w:t>WorkDuration</w:t>
+      </w:r>
+      <w:proofErr w:type="spellEnd"/>
+      <w:r>
+        <w:t xml:space="preserve"> &gt; 0)</w:t>
+      </w:r>
+    </w:p>
+    <w:p>
+      <w:pPr>
+        <w:spacing w:after="0" w:line="240" w:lineRule="auto"/>
+      </w:pPr>
+      <w:r>
+        <w:t xml:space="preserve">            {</w:t>
+      </w:r>
+    </w:p>
+    <w:p>
+      <w:pPr>
+        <w:spacing w:after="0" w:line="240" w:lineRule="auto"/>
+      </w:pPr>
+      <w:r>
+        <w:t xml:space="preserve">                </w:t>
+      </w:r>
+      <w:proofErr w:type="spellStart"/>
+      <w:r>
+        <w:t>TimeSpan</w:t>
+      </w:r>
+      <w:proofErr w:type="spellEnd"/>
+      <w:r>
+        <w:t xml:space="preserve"> duration = </w:t>
+      </w:r>
+      <w:proofErr w:type="spellStart"/>
+      <w:r>
+        <w:t>TimeSpan.FromMinutes</w:t>
+      </w:r>
+      <w:proofErr w:type="spellEnd"/>
+      <w:r>
+        <w:t>(</w:t>
+      </w:r>
+      <w:proofErr w:type="spellStart"/>
+      <w:r>
+        <w:t>Convert.ToDouble</w:t>
+      </w:r>
+      <w:proofErr w:type="spellEnd"/>
+      <w:r>
+        <w:t>(</w:t>
+      </w:r>
+      <w:proofErr w:type="spellStart"/>
+      <w:r>
+        <w:t>WorkDuration</w:t>
+      </w:r>
+      <w:proofErr w:type="spellEnd"/>
+      <w:r>
+        <w:t>));</w:t>
+      </w:r>
+    </w:p>
+    <w:p>
+      <w:pPr>
+        <w:spacing w:after="0" w:line="240" w:lineRule="auto"/>
+      </w:pPr>
+      <w:r>
+        <w:lastRenderedPageBreak/>
+        <w:t xml:space="preserve">                return $"{(int)</w:t>
+      </w:r>
+      <w:proofErr w:type="gramStart"/>
+      <w:r>
+        <w:t>duration.TotalHours</w:t>
+      </w:r>
+      <w:proofErr w:type="gramEnd"/>
+      <w:r>
+        <w:t>:00</w:t>
+      </w:r>
+      <w:proofErr w:type="gramStart"/>
+      <w:r>
+        <w:t>}:{duration.Minutes</w:t>
+      </w:r>
+      <w:proofErr w:type="gramEnd"/>
+      <w:r>
+        <w:t>:00}";</w:t>
+      </w:r>
+    </w:p>
+    <w:p>
+      <w:pPr>
+        <w:spacing w:after="0" w:line="240" w:lineRule="auto"/>
+      </w:pPr>
+      <w:r>
+        <w:t xml:space="preserve">            }</w:t>
+      </w:r>
+    </w:p>
+    <w:p>
+      <w:pPr>
+        <w:spacing w:after="0" w:line="240" w:lineRule="auto"/>
+      </w:pPr>
+      <w:r>
+        <w:t xml:space="preserve">            else</w:t>
+      </w:r>
+    </w:p>
+    <w:p>
+      <w:pPr>
+        <w:spacing w:after="0" w:line="240" w:lineRule="auto"/>
+      </w:pPr>
+      <w:r>
+        <w:t xml:space="preserve">                return "0";</w:t>
+      </w:r>
+    </w:p>
+    <w:p>
+      <w:pPr>
+        <w:spacing w:after="0" w:line="240" w:lineRule="auto"/>
+      </w:pPr>
+      <w:r>
+        <w:t xml:space="preserve">        }</w:t>
+      </w:r>
+    </w:p>
+    <w:p>
+      <w:pPr>
+        <w:spacing w:after="0" w:line="240" w:lineRule="auto"/>
+      </w:pPr>
+      <w:r>
+        <w:t xml:space="preserve">    }</w:t>
+      </w:r>
+    </w:p>
+    <w:p>
+      <w:pPr>
+        <w:spacing w:after="0" w:line="240" w:lineRule="auto"/>
+      </w:pPr>
+    </w:p>
+    <w:p>
+      <w:pPr>
+        <w:spacing w:after="0" w:line="240" w:lineRule="auto"/>
+      </w:pPr>
+      <w:r>
+        <w:t xml:space="preserve">    [</w:t>
+      </w:r>
+      <w:proofErr w:type="gramStart"/>
+      <w:r>
+        <w:t>Display(</w:t>
+      </w:r>
+      <w:proofErr w:type="gramEnd"/>
+      <w:r>
+        <w:t>Name = "Deficit Hours")]</w:t>
+      </w:r>
+    </w:p>
+    <w:p>
+      <w:pPr>
+        <w:spacing w:after="0" w:line="240" w:lineRule="auto"/>
+      </w:pPr>
+      <w:r>
+        <w:t xml:space="preserve">    public string </w:t>
+      </w:r>
+      <w:proofErr w:type="spellStart"/>
+      <w:r>
+        <w:t>TotalOTHours</w:t>
+      </w:r>
+      <w:proofErr w:type="spellEnd"/>
+    </w:p>
+    <w:p>
+      <w:pPr>
+        <w:spacing w:after="0" w:line="240" w:lineRule="auto"/>
+      </w:pPr>
+      <w:r>
+        <w:t xml:space="preserve">    {</w:t>
+      </w:r>
+    </w:p>
+    <w:p>
+      <w:pPr>
+        <w:spacing w:after="0" w:line="240" w:lineRule="auto"/>
+      </w:pPr>
+      <w:r>
+        <w:t xml:space="preserve">        get</w:t>
+      </w:r>
+    </w:p>
+    <w:p>
+      <w:pPr>
+        <w:spacing w:after="0" w:line="240" w:lineRule="auto"/>
+      </w:pPr>
+      <w:r>
+        <w:t xml:space="preserve">        {</w:t>
+      </w:r>
+    </w:p>
+    <w:p>
+      <w:pPr>
+        <w:spacing w:after="0" w:line="240" w:lineRule="auto"/>
+      </w:pPr>
+      <w:r>
+        <w:t xml:space="preserve">            if (</w:t>
+      </w:r>
+      <w:proofErr w:type="spellStart"/>
+      <w:r>
+        <w:t>OTDuration</w:t>
+      </w:r>
+      <w:proofErr w:type="spellEnd"/>
+      <w:r>
+        <w:t xml:space="preserve"> &gt; 0)</w:t>
+      </w:r>
+    </w:p>
+    <w:p>
+      <w:pPr>
+        <w:spacing w:after="0" w:line="240" w:lineRule="auto"/>
+      </w:pPr>
+      <w:r>
+        <w:t xml:space="preserve">            {</w:t>
+      </w:r>
+    </w:p>
+    <w:p>
+      <w:pPr>
+        <w:spacing w:after="0" w:line="240" w:lineRule="auto"/>
+      </w:pPr>
+      <w:r>
+        <w:t xml:space="preserve">                </w:t>
+      </w:r>
+      <w:proofErr w:type="spellStart"/>
+      <w:r>
+        <w:t>TimeSpan</w:t>
+      </w:r>
+      <w:proofErr w:type="spellEnd"/>
+      <w:r>
+        <w:t xml:space="preserve"> duration = </w:t>
+      </w:r>
+      <w:proofErr w:type="spellStart"/>
+      <w:r>
+        <w:t>TimeSpan.FromMinutes</w:t>
+      </w:r>
+      <w:proofErr w:type="spellEnd"/>
+      <w:r>
+        <w:t>(</w:t>
+      </w:r>
+      <w:proofErr w:type="spellStart"/>
+      <w:r>
+        <w:t>Convert.ToDouble</w:t>
+      </w:r>
+      <w:proofErr w:type="spellEnd"/>
+      <w:r>
+        <w:t>(</w:t>
+      </w:r>
+      <w:proofErr w:type="spellStart"/>
+      <w:r>
+        <w:t>OTDuration</w:t>
+      </w:r>
+      <w:proofErr w:type="spellEnd"/>
+      <w:r>
+        <w:t>));</w:t>
+      </w:r>
+    </w:p>
+    <w:p>
+      <w:pPr>
+        <w:spacing w:after="0" w:line="240" w:lineRule="auto"/>
+      </w:pPr>
+      <w:r>
+        <w:t xml:space="preserve">                return $"{(int)</w:t>
+      </w:r>
+      <w:proofErr w:type="gramStart"/>
+      <w:r>
+        <w:t>duration.TotalHours</w:t>
+      </w:r>
+      <w:proofErr w:type="gramEnd"/>
+      <w:r>
+        <w:t>:00</w:t>
+      </w:r>
+      <w:proofErr w:type="gramStart"/>
+      <w:r>
+        <w:t>}:{duration.Minutes</w:t>
+      </w:r>
+      <w:proofErr w:type="gramEnd"/>
+      <w:r>
+        <w:t>:00}";</w:t>
+      </w:r>
+    </w:p>
+    <w:p>
+      <w:pPr>
+        <w:spacing w:after="0" w:line="240" w:lineRule="auto"/>
+      </w:pPr>
+      <w:r>
+        <w:t xml:space="preserve">            }</w:t>
+      </w:r>
+    </w:p>
+    <w:p>
+      <w:pPr>
+        <w:spacing w:after="0" w:line="240" w:lineRule="auto"/>
+      </w:pPr>
+      <w:r>
+        <w:t xml:space="preserve">            else</w:t>
+      </w:r>
+    </w:p>
+    <w:p>
+      <w:pPr>
+        <w:spacing w:after="0" w:line="240" w:lineRule="auto"/>
+      </w:pPr>
+      <w:r>
+        <w:t xml:space="preserve">                return "0";</w:t>
+      </w:r>
+    </w:p>
+    <w:p>
+      <w:pPr>
+        <w:spacing w:after="0" w:line="240" w:lineRule="auto"/>
+      </w:pPr>
+      <w:r>
+        <w:t xml:space="preserve">        }</w:t>
+      </w:r>
+    </w:p>
+    <w:p>
+      <w:pPr>
+        <w:spacing w:after="0" w:line="240" w:lineRule="auto"/>
+      </w:pPr>
+      <w:r>
+        <w:t xml:space="preserve">    }</w:t>
+      </w:r>
+    </w:p>
+    <w:p>
+      <w:pPr>
+        <w:spacing w:after="0" w:line="240" w:lineRule="auto"/>
+      </w:pPr>
+    </w:p>
+    <w:p>
+      <w:pPr>
+        <w:spacing w:after="0" w:line="240" w:lineRule="auto"/>
+      </w:pPr>
+      <w:r>
+        <w:t xml:space="preserve">    [</w:t>
+      </w:r>
+      <w:proofErr w:type="gramStart"/>
+      <w:r>
+        <w:t>Display(</w:t>
+      </w:r>
+      <w:proofErr w:type="gramEnd"/>
+      <w:r>
+        <w:t>Name = "Shift Details")]</w:t>
+      </w:r>
+    </w:p>
+    <w:p>
+      <w:pPr>
+        <w:spacing w:after="0" w:line="240" w:lineRule="auto"/>
+      </w:pPr>
+      <w:r>
+        <w:t xml:space="preserve">    public string </w:t>
+      </w:r>
+      <w:proofErr w:type="spellStart"/>
+      <w:r>
+        <w:t>ShiftDetails</w:t>
+      </w:r>
+      <w:proofErr w:type="spellEnd"/>
+    </w:p>
+    <w:p>
+      <w:pPr>
+        <w:spacing w:after="0" w:line="240" w:lineRule="auto"/>
+      </w:pPr>
+      <w:r>
+        <w:t xml:space="preserve">    {</w:t>
+      </w:r>
+    </w:p>
+    <w:p>
+      <w:pPr>
+        <w:spacing w:after="0" w:line="240" w:lineRule="auto"/>
+      </w:pPr>
+      <w:r>
+        <w:t xml:space="preserve">        get</w:t>
+      </w:r>
+    </w:p>
+    <w:p>
+      <w:pPr>
+        <w:spacing w:after="0" w:line="240" w:lineRule="auto"/>
+      </w:pPr>
+      <w:r>
+        <w:t xml:space="preserve">        {</w:t>
+      </w:r>
+    </w:p>
+    <w:p>
+      <w:pPr>
+        <w:spacing w:after="0" w:line="240" w:lineRule="auto"/>
+      </w:pPr>
+      <w:r>
+        <w:t xml:space="preserve">            if </w:t>
+      </w:r>
+      <w:proofErr w:type="gramStart"/>
+      <w:r>
+        <w:t>(!</w:t>
+      </w:r>
+      <w:proofErr w:type="spellStart"/>
+      <w:r>
+        <w:t>string</w:t>
+      </w:r>
+      <w:proofErr w:type="gramEnd"/>
+      <w:r>
+        <w:t>.</w:t>
+      </w:r>
+      <w:proofErr w:type="gramStart"/>
+      <w:r>
+        <w:t>IsNullOrWhiteSpace</w:t>
+      </w:r>
+      <w:proofErr w:type="spellEnd"/>
+      <w:r>
+        <w:t>(</w:t>
+      </w:r>
+      <w:proofErr w:type="spellStart"/>
+      <w:proofErr w:type="gramEnd"/>
+      <w:r>
+        <w:t>ShiftPattern</w:t>
+      </w:r>
+      <w:proofErr w:type="spellEnd"/>
+      <w:r>
+        <w:t>) &amp;&amp;</w:t>
+      </w:r>
+    </w:p>
+    <w:p>
+      <w:pPr>
+        <w:spacing w:after="0" w:line="240" w:lineRule="auto"/>
+      </w:pPr>
+      <w:r>
+        <w:t xml:space="preserve">                </w:t>
+      </w:r>
+      <w:proofErr w:type="gramStart"/>
+      <w:r>
+        <w:t>!</w:t>
+      </w:r>
+      <w:proofErr w:type="spellStart"/>
+      <w:r>
+        <w:t>string</w:t>
+      </w:r>
+      <w:proofErr w:type="gramEnd"/>
+      <w:r>
+        <w:t>.</w:t>
+      </w:r>
+      <w:proofErr w:type="gramStart"/>
+      <w:r>
+        <w:t>IsNullOrWhiteSpace</w:t>
+      </w:r>
+      <w:proofErr w:type="spellEnd"/>
+      <w:r>
+        <w:t>(</w:t>
+      </w:r>
+      <w:proofErr w:type="spellStart"/>
+      <w:proofErr w:type="gramEnd"/>
+      <w:r>
+        <w:t>ShiftTiming</w:t>
+      </w:r>
+      <w:proofErr w:type="spellEnd"/>
+      <w:r>
+        <w:t>))</w:t>
+      </w:r>
+    </w:p>
+    <w:p>
+      <w:pPr>
+        <w:spacing w:after="0" w:line="240" w:lineRule="auto"/>
+      </w:pPr>
+      <w:r>
+        <w:t xml:space="preserve">            {</w:t>
+      </w:r>
+    </w:p>
+    <w:p>
+      <w:pPr>
+        <w:spacing w:after="0" w:line="240" w:lineRule="auto"/>
+      </w:pPr>
+      <w:r>
+        <w:t xml:space="preserve">                return $"{</w:t>
+      </w:r>
+      <w:proofErr w:type="spellStart"/>
+      <w:r>
+        <w:t>ShiftPattern</w:t>
+      </w:r>
+      <w:proofErr w:type="spellEnd"/>
+      <w:r>
+        <w:t>} - {</w:t>
+      </w:r>
+      <w:proofErr w:type="spellStart"/>
+      <w:r>
+        <w:t>ShiftTiming</w:t>
+      </w:r>
+      <w:proofErr w:type="spellEnd"/>
+      <w:r>
+        <w:t>}";</w:t>
+      </w:r>
+    </w:p>
+    <w:p>
+      <w:pPr>
+        <w:spacing w:after="0" w:line="240" w:lineRule="auto"/>
+      </w:pPr>
+      <w:r>
+        <w:t xml:space="preserve">            }</w:t>
+      </w:r>
+    </w:p>
+    <w:p>
+      <w:pPr>
+        <w:spacing w:after="0" w:line="240" w:lineRule="auto"/>
+      </w:pPr>
+      <w:r>
+        <w:t xml:space="preserve">            else</w:t>
+      </w:r>
+    </w:p>
+    <w:p>
+      <w:pPr>
+        <w:spacing w:after="0" w:line="240" w:lineRule="auto"/>
+      </w:pPr>
+      <w:r>
+        <w:t xml:space="preserve">                return "";</w:t>
+      </w:r>
+    </w:p>
+    <w:p>
+      <w:pPr>
+        <w:spacing w:after="0" w:line="240" w:lineRule="auto"/>
+      </w:pPr>
+      <w:r>
+        <w:t xml:space="preserve">        }</w:t>
+      </w:r>
+    </w:p>
+    <w:p>
+      <w:pPr>
+        <w:spacing w:after="0" w:line="240" w:lineRule="auto"/>
+      </w:pPr>
+      <w:r>
+        <w:t xml:space="preserve">    }</w:t>
+      </w:r>
+    </w:p>
+    <w:p>
+      <w:pPr>
+        <w:spacing w:after="0" w:line="240" w:lineRule="auto"/>
+      </w:pPr>
+    </w:p>
+    <w:p>
+      <w:pPr>
+        <w:spacing w:after="0" w:line="240" w:lineRule="auto"/>
+      </w:pPr>
+      <w:r>
+        <w:t xml:space="preserve">    [</w:t>
+      </w:r>
+      <w:proofErr w:type="gramStart"/>
+      <w:r>
+        <w:t>Display(</w:t>
+      </w:r>
+      <w:proofErr w:type="gramEnd"/>
+      <w:r>
+        <w:t>Name = "Employee Name")]</w:t>
+      </w:r>
+    </w:p>
+    <w:p>
+      <w:pPr>
+        <w:spacing w:after="0" w:line="240" w:lineRule="auto"/>
+      </w:pPr>
+      <w:r>
+        <w:t xml:space="preserve">    public string </w:t>
+      </w:r>
+      <w:proofErr w:type="spellStart"/>
+      <w:r>
+        <w:t>EmployeeFullName</w:t>
+      </w:r>
+      <w:proofErr w:type="spellEnd"/>
+    </w:p>
+    <w:p>
+      <w:pPr>
+        <w:spacing w:after="0" w:line="240" w:lineRule="auto"/>
+      </w:pPr>
+      <w:r>
+        <w:t xml:space="preserve">    {</w:t>
+      </w:r>
+    </w:p>
+    <w:p>
+      <w:pPr>
+        <w:spacing w:after="0" w:line="240" w:lineRule="auto"/>
+      </w:pPr>
+      <w:r>
+        <w:t xml:space="preserve">        get</w:t>
+      </w:r>
+    </w:p>
+    <w:p>
+      <w:pPr>
+        <w:spacing w:after="0" w:line="240" w:lineRule="auto"/>
+      </w:pPr>
+      <w:r>
+        <w:t xml:space="preserve">        {</w:t>
+      </w:r>
+    </w:p>
+    <w:p>
+      <w:pPr>
+        <w:spacing w:after="0" w:line="240" w:lineRule="auto"/>
+      </w:pPr>
+      <w:r>
+        <w:t xml:space="preserve">            if (</w:t>
+      </w:r>
+      <w:proofErr w:type="spellStart"/>
+      <w:r>
+        <w:t>EmployeeNo</w:t>
+      </w:r>
+      <w:proofErr w:type="spellEnd"/>
+      <w:r>
+        <w:t xml:space="preserve"> &gt; 0 &amp;&amp;</w:t>
+      </w:r>
+    </w:p>
+    <w:p>
+      <w:pPr>
+        <w:spacing w:after="0" w:line="240" w:lineRule="auto"/>
+      </w:pPr>
+      <w:r>
+        <w:t xml:space="preserve">                </w:t>
+      </w:r>
+      <w:proofErr w:type="gramStart"/>
+      <w:r>
+        <w:t>!</w:t>
+      </w:r>
+      <w:proofErr w:type="spellStart"/>
+      <w:r>
+        <w:t>string</w:t>
+      </w:r>
+      <w:proofErr w:type="gramEnd"/>
+      <w:r>
+        <w:t>.</w:t>
+      </w:r>
+      <w:proofErr w:type="gramStart"/>
+      <w:r>
+        <w:t>IsNullOrWhiteSpace</w:t>
+      </w:r>
+      <w:proofErr w:type="spellEnd"/>
+      <w:r>
+        <w:t>(</w:t>
+      </w:r>
+      <w:proofErr w:type="spellStart"/>
+      <w:proofErr w:type="gramEnd"/>
+      <w:r>
+        <w:t>EmployeeName</w:t>
+      </w:r>
+      <w:proofErr w:type="spellEnd"/>
+      <w:r>
+        <w:t>))</w:t>
+      </w:r>
+    </w:p>
+    <w:p>
+      <w:pPr>
+        <w:spacing w:after="0" w:line="240" w:lineRule="auto"/>
+      </w:pPr>
+      <w:r>
+        <w:lastRenderedPageBreak/>
+        <w:t xml:space="preserve">            {</w:t>
+      </w:r>
+    </w:p>
+    <w:p>
+      <w:pPr>
+        <w:spacing w:after="0" w:line="240" w:lineRule="auto"/>
+      </w:pPr>
+      <w:r>
+        <w:t xml:space="preserve">                return $"{</w:t>
+      </w:r>
+      <w:proofErr w:type="spellStart"/>
+      <w:r>
+        <w:t>EmployeeNo</w:t>
+      </w:r>
+      <w:proofErr w:type="spellEnd"/>
+      <w:r>
+        <w:t>} - {</w:t>
+      </w:r>
+      <w:proofErr w:type="spellStart"/>
+      <w:r>
+        <w:t>EmployeeName</w:t>
+      </w:r>
+      <w:proofErr w:type="spellEnd"/>
+      <w:r>
+        <w:t>}";</w:t>
+      </w:r>
+    </w:p>
+    <w:p>
+      <w:pPr>
+        <w:spacing w:after="0" w:line="240" w:lineRule="auto"/>
+      </w:pPr>
+      <w:r>
+        <w:t xml:space="preserve">            }</w:t>
+      </w:r>
+    </w:p>
+    <w:p>
+      <w:pPr>
+        <w:spacing w:after="0" w:line="240" w:lineRule="auto"/>
+      </w:pPr>
+      <w:r>
+        <w:t xml:space="preserve">            else</w:t>
+      </w:r>
+    </w:p>
+    <w:p>
+      <w:pPr>
+        <w:spacing w:after="0" w:line="240" w:lineRule="auto"/>
+      </w:pPr>
+      <w:r>
+        <w:t xml:space="preserve">                return "";</w:t>
+      </w:r>
+    </w:p>
+    <w:p>
+      <w:pPr>
+        <w:spacing w:after="0" w:line="240" w:lineRule="auto"/>
+      </w:pPr>
+      <w:r>
+        <w:t xml:space="preserve">        }</w:t>
+      </w:r>
+    </w:p>
+    <w:p>
+      <w:pPr>
+        <w:spacing w:after="0" w:line="240" w:lineRule="auto"/>
+      </w:pPr>
+      <w:r>
+        <w:t xml:space="preserve">        set </w:t>
+      </w:r>
+      <w:proofErr w:type="gramStart"/>
+      <w:r>
+        <w:t>{ }</w:t>
+      </w:r>
+      <w:proofErr w:type="gramEnd"/>
+    </w:p>
+    <w:p>
+      <w:pPr>
+        <w:spacing w:after="0" w:line="240" w:lineRule="auto"/>
+      </w:pPr>
+      <w:r>
+        <w:t xml:space="preserve">    }</w:t>
+      </w:r>
+    </w:p>
+    <w:p>
+      <w:pPr>
+        <w:spacing w:after="0" w:line="240" w:lineRule="auto"/>
+      </w:pPr>
+    </w:p>
+    <w:p>
+      <w:pPr>
+        <w:spacing w:after="0" w:line="240" w:lineRule="auto"/>
+      </w:pPr>
+      <w:r>
+        <w:t xml:space="preserve">    [</w:t>
+      </w:r>
+      <w:proofErr w:type="gramStart"/>
+      <w:r>
+        <w:t>Display(</w:t>
+      </w:r>
+      <w:proofErr w:type="gramEnd"/>
+      <w:r>
+        <w:t>Name = "Department")]</w:t>
+      </w:r>
+    </w:p>
+    <w:p>
+      <w:pPr>
+        <w:spacing w:after="0" w:line="240" w:lineRule="auto"/>
+      </w:pPr>
+      <w:r>
+        <w:t xml:space="preserve">    public string </w:t>
+      </w:r>
+      <w:proofErr w:type="spellStart"/>
+      <w:r>
+        <w:t>DepartmentFullName</w:t>
+      </w:r>
+      <w:proofErr w:type="spellEnd"/>
+    </w:p>
+    <w:p>
+      <w:pPr>
+        <w:spacing w:after="0" w:line="240" w:lineRule="auto"/>
+      </w:pPr>
+      <w:r>
+        <w:t xml:space="preserve">    {</w:t>
+      </w:r>
+    </w:p>
+    <w:p>
+      <w:pPr>
+        <w:spacing w:after="0" w:line="240" w:lineRule="auto"/>
+      </w:pPr>
+      <w:r>
+        <w:t xml:space="preserve">        get</w:t>
+      </w:r>
+    </w:p>
+    <w:p>
+      <w:pPr>
+        <w:spacing w:after="0" w:line="240" w:lineRule="auto"/>
+      </w:pPr>
+      <w:r>
+        <w:t xml:space="preserve">        {</w:t>
+      </w:r>
+    </w:p>
+    <w:p>
+      <w:pPr>
+        <w:spacing w:after="0" w:line="240" w:lineRule="auto"/>
+      </w:pPr>
+      <w:r>
+        <w:t xml:space="preserve">            return $"{</w:t>
+      </w:r>
+      <w:proofErr w:type="spellStart"/>
+      <w:r>
+        <w:t>CostCenter</w:t>
+      </w:r>
+      <w:proofErr w:type="spellEnd"/>
+      <w:r>
+        <w:t>} - {</w:t>
+      </w:r>
+      <w:proofErr w:type="spellStart"/>
+      <w:r>
+        <w:t>CostCenterName</w:t>
+      </w:r>
+      <w:proofErr w:type="spellEnd"/>
+      <w:r>
+        <w:t>}";</w:t>
+      </w:r>
+    </w:p>
+    <w:p>
+      <w:pPr>
+        <w:spacing w:after="0" w:line="240" w:lineRule="auto"/>
+      </w:pPr>
+      <w:r>
+        <w:t xml:space="preserve">        }</w:t>
+      </w:r>
+    </w:p>
+    <w:p>
+      <w:pPr>
+        <w:spacing w:after="0" w:line="240" w:lineRule="auto"/>
+      </w:pPr>
+      <w:r>
+        <w:t xml:space="preserve">    }</w:t>
+      </w:r>
+    </w:p>
+    <w:p>
+      <w:pPr>
+        <w:spacing w:after="0" w:line="240" w:lineRule="auto"/>
+      </w:pPr>
+    </w:p>
+    <w:p>
+      <w:pPr>
+        <w:spacing w:after="0" w:line="240" w:lineRule="auto"/>
+      </w:pPr>
+      <w:r>
+        <w:t xml:space="preserve">    [</w:t>
+      </w:r>
+      <w:proofErr w:type="gramStart"/>
+      <w:r>
+        <w:t>Display(</w:t>
+      </w:r>
+      <w:proofErr w:type="gramEnd"/>
+      <w:r>
+        <w:t>Name = "Status")]</w:t>
+      </w:r>
+    </w:p>
+    <w:p>
+      <w:pPr>
+        <w:spacing w:after="0" w:line="240" w:lineRule="auto"/>
+      </w:pPr>
+      <w:r>
+        <w:t xml:space="preserve">    public string </w:t>
+      </w:r>
+      <w:proofErr w:type="spellStart"/>
+      <w:r>
+        <w:t>StatusSummary</w:t>
+      </w:r>
+      <w:proofErr w:type="spellEnd"/>
+    </w:p>
+    <w:p>
+      <w:pPr>
+        <w:spacing w:after="0" w:line="240" w:lineRule="auto"/>
+      </w:pPr>
+      <w:r>
+        <w:t xml:space="preserve">    {</w:t>
+      </w:r>
+    </w:p>
+    <w:p>
+      <w:pPr>
+        <w:spacing w:after="0" w:line="240" w:lineRule="auto"/>
+      </w:pPr>
+      <w:r>
+        <w:t xml:space="preserve">        get</w:t>
+      </w:r>
+    </w:p>
+    <w:p>
+      <w:pPr>
+        <w:spacing w:after="0" w:line="240" w:lineRule="auto"/>
+      </w:pPr>
+      <w:r>
+        <w:t xml:space="preserve">        {</w:t>
+      </w:r>
+    </w:p>
+    <w:p>
+      <w:pPr>
+        <w:spacing w:after="0" w:line="240" w:lineRule="auto"/>
+      </w:pPr>
+      <w:r>
+        <w:t xml:space="preserve">            if (</w:t>
+      </w:r>
+      <w:proofErr w:type="spellStart"/>
+      <w:r>
+        <w:t>StatusHandlingCode</w:t>
+      </w:r>
+      <w:proofErr w:type="spellEnd"/>
+      <w:r>
+        <w:t xml:space="preserve"> == "Open")</w:t>
+      </w:r>
+    </w:p>
+    <w:p>
+      <w:pPr>
+        <w:spacing w:after="0" w:line="240" w:lineRule="auto"/>
+      </w:pPr>
+      <w:r>
+        <w:t xml:space="preserve">                return $"{</w:t>
+      </w:r>
+      <w:proofErr w:type="spellStart"/>
+      <w:r>
+        <w:t>StatusHandlingCode</w:t>
+      </w:r>
+      <w:proofErr w:type="spellEnd"/>
+      <w:r>
+        <w:t>} - {</w:t>
+      </w:r>
+      <w:proofErr w:type="spellStart"/>
+      <w:r>
+        <w:t>StatusDesc</w:t>
+      </w:r>
+      <w:proofErr w:type="spellEnd"/>
+      <w:r>
+        <w:t>}";</w:t>
+      </w:r>
+    </w:p>
+    <w:p>
+      <w:pPr>
+        <w:spacing w:after="0" w:line="240" w:lineRule="auto"/>
+      </w:pPr>
+      <w:r>
+        <w:t xml:space="preserve">            else</w:t>
+      </w:r>
+    </w:p>
+    <w:p>
+      <w:pPr>
+        <w:spacing w:after="0" w:line="240" w:lineRule="auto"/>
+      </w:pPr>
+      <w:r>
+        <w:t xml:space="preserve">                return </w:t>
+      </w:r>
+      <w:proofErr w:type="spellStart"/>
+      <w:proofErr w:type="gramStart"/>
+      <w:r>
+        <w:t>StatusDesc</w:t>
+      </w:r>
+      <w:proofErr w:type="spellEnd"/>
+      <w:r>
+        <w:t>!;</w:t>
+      </w:r>
+      <w:proofErr w:type="gramEnd"/>
+    </w:p>
+    <w:p>
+      <w:pPr>
+        <w:spacing w:after="0" w:line="240" w:lineRule="auto"/>
+      </w:pPr>
+      <w:r>
+        <w:t xml:space="preserve">        }</w:t>
+      </w:r>
+    </w:p>
+    <w:p>
+      <w:pPr>
+        <w:spacing w:after="0" w:line="240" w:lineRule="auto"/>
+      </w:pPr>
+      <w:r>
+        <w:t xml:space="preserve">    }</w:t>
+      </w:r>
+    </w:p>
+    <w:p>
+      <w:pPr>
+        <w:spacing w:after="0" w:line="240" w:lineRule="auto"/>
+      </w:pPr>
+      <w:r>
+        <w:t xml:space="preserve">    #endregion</w:t>
+      </w:r>
+    </w:p>
+    <w:p>
+      <w:pPr>
+        <w:spacing w:after="0" w:line="240" w:lineRule="auto"/>
+      </w:pPr>
+      <w:r>
+        <w:t>}</w:t>
+      </w:r>
+    </w:p>
+    <w:p>
+      <w:pPr>
+        <w:spacing w:after="0" w:line="240" w:lineRule="auto"/>
+      </w:pPr>
+    </w:p>
+    <w:p>
+      <w:pPr>
+        <w:spacing w:after="0" w:line="240" w:lineRule="auto"/>
+        <w:rPr>
+          <w:b/>
+          <w:bCs/>
+          <w:color w:val="EE0000"/>
+          <w:u w:val="single"/>
+        </w:rPr>
+      </w:pPr>
+      <w:r>
+        <w:rPr>
+          <w:b/>
+          <w:bCs/>
+          <w:color w:val="EE0000"/>
+          <w:u w:val="single"/>
+        </w:rPr>
+        <w:t>Prompt #5:</w:t>
+      </w:r>
+    </w:p>
+    <w:p>
+      <w:pPr>
+        <w:spacing w:after="0" w:line="240" w:lineRule="auto"/>
+      </w:pPr>
+    </w:p>
+    <w:p>
+      <w:pPr>
+        <w:spacing w:after="0" w:line="240" w:lineRule="auto"/>
+      </w:pPr>
+      <w:r>
+        <w:t xml:space="preserve">I set the width of the OT End Time </w:t>
+      </w:r>
+      <w:proofErr w:type="spellStart"/>
+      <w:r>
+        <w:rPr>
+          <w:b/>
+          <w:bCs/>
+        </w:rPr>
+        <w:t>MudTimePicker</w:t>
+      </w:r>
+      <w:proofErr w:type="spellEnd"/>
+      <w:r>
+        <w:rPr>
+          <w:b/>
+          <w:bCs/>
+        </w:rPr>
+        <w:t xml:space="preserve"> </w:t>
+      </w:r>
+      <w:r>
+        <w:t xml:space="preserve">to 200px. However, when I try to select the time, the time selection pop-up window is not displayed in full size since it was cut to match the size of the </w:t>
+      </w:r>
+      <w:proofErr w:type="spellStart"/>
+      <w:r>
+        <w:rPr>
+          <w:b/>
+          <w:bCs/>
+        </w:rPr>
+        <w:t>MudTimePicker</w:t>
+      </w:r>
+      <w:proofErr w:type="spellEnd"/>
+      <w:r>
+        <w:t xml:space="preserve"> box. Tell me how to show the pop-up box for selecting the time in full size showing all its content. Below is the Blazor mark-up code to render the OT End Time field.</w:t>
+      </w:r>
+    </w:p>
+    <w:p>
+      <w:pPr>
+        <w:spacing w:after="0" w:line="240" w:lineRule="auto"/>
+      </w:pPr>
+    </w:p>
+    <w:p>
+      <w:pPr>
+        <w:spacing w:after="0" w:line="240" w:lineRule="auto"/>
+      </w:pPr>
+      <w:r>
+        <w:t>&lt;</w:t>
+      </w:r>
+      <w:proofErr w:type="spellStart"/>
+      <w:r>
+        <w:rPr>
+          <w:b/>
+          <w:bCs/>
+        </w:rPr>
+        <w:t>MudPaper</w:t>
+      </w:r>
+      <w:proofErr w:type="spellEnd"/>
+      <w:r>
+        <w:t xml:space="preserve"> </w:t>
+      </w:r>
+      <w:r>
+        <w:rPr>
+          <w:b/>
+          <w:bCs/>
+        </w:rPr>
+        <w:t>Elevation</w:t>
+      </w:r>
+      <w:r>
+        <w:t xml:space="preserve">="0" </w:t>
+      </w:r>
+      <w:r>
+        <w:rPr>
+          <w:b/>
+          <w:bCs/>
+        </w:rPr>
+        <w:t>Class</w:t>
+      </w:r>
+      <w:r>
+        <w:t>="p-0 w-100"&gt;</w:t>
+      </w:r>
+    </w:p>
+    <w:p>
+      <w:pPr>
+        <w:spacing w:after="0" w:line="240" w:lineRule="auto"/>
+      </w:pPr>
+      <w:r>
+        <w:t xml:space="preserve">    &lt;</w:t>
+      </w:r>
+      <w:proofErr w:type="spellStart"/>
+      <w:r>
+        <w:rPr>
+          <w:b/>
+          <w:bCs/>
+        </w:rPr>
+        <w:t>MudTimePicker</w:t>
+      </w:r>
+      <w:proofErr w:type="spellEnd"/>
+      <w:r>
+        <w:t xml:space="preserve"> @bind-Time="_overtimeRequest.OTEndTime"</w:t>
+      </w:r>
+    </w:p>
+    <w:p>
+      <w:pPr>
+        <w:spacing w:after="0" w:line="240" w:lineRule="auto"/>
+      </w:pPr>
+      <w:r>
+        <w:t xml:space="preserve">        </w:t>
+      </w:r>
+      <w:r>
+        <w:rPr>
+          <w:b/>
+          <w:bCs/>
+        </w:rPr>
+        <w:t>For</w:t>
+      </w:r>
+      <w:r>
+        <w:t>="</w:t>
+      </w:r>
+      <w:proofErr w:type="gramStart"/>
+      <w:r>
+        <w:t>@(</w:t>
+      </w:r>
+      <w:proofErr w:type="gramEnd"/>
+      <w:r>
+        <w:t>() =&gt; _</w:t>
+      </w:r>
+      <w:proofErr w:type="spellStart"/>
+      <w:r>
+        <w:t>overtimeRequest.OTEndTime</w:t>
+      </w:r>
+      <w:proofErr w:type="spellEnd"/>
+      <w:r>
+        <w:t>)"</w:t>
+      </w:r>
+    </w:p>
+    <w:p>
+      <w:pPr>
+        <w:spacing w:after="0" w:line="240" w:lineRule="auto"/>
+      </w:pPr>
+      <w:r>
+        <w:t xml:space="preserve">        </w:t>
+      </w:r>
+      <w:r>
+        <w:rPr>
+          <w:b/>
+          <w:bCs/>
+        </w:rPr>
+        <w:t>Style</w:t>
+      </w:r>
+      <w:r>
+        <w:t>="width:200px;"</w:t>
+      </w:r>
+    </w:p>
+    <w:p>
+      <w:pPr>
+        <w:spacing w:after="0" w:line="240" w:lineRule="auto"/>
+      </w:pPr>
+      <w:r>
+        <w:lastRenderedPageBreak/>
+        <w:t xml:space="preserve">        </w:t>
+      </w:r>
+      <w:r>
+        <w:rPr>
+          <w:b/>
+          <w:bCs/>
+        </w:rPr>
+        <w:t>Color</w:t>
+      </w:r>
+      <w:r>
+        <w:t>="</w:t>
+      </w:r>
+      <w:proofErr w:type="spellStart"/>
+      <w:r>
+        <w:t>Color.Info</w:t>
+      </w:r>
+      <w:proofErr w:type="spellEnd"/>
+      <w:r>
+        <w:t xml:space="preserve">" </w:t>
+      </w:r>
+    </w:p>
+    <w:p>
+      <w:pPr>
+        <w:spacing w:after="0" w:line="240" w:lineRule="auto"/>
+      </w:pPr>
+      <w:r>
+        <w:t xml:space="preserve">        </w:t>
+      </w:r>
+      <w:proofErr w:type="spellStart"/>
+      <w:r>
+        <w:rPr>
+          <w:b/>
+          <w:bCs/>
+        </w:rPr>
+        <w:t>AmPm</w:t>
+      </w:r>
+      <w:proofErr w:type="spellEnd"/>
+      <w:r>
+        <w:t xml:space="preserve">="true" </w:t>
+      </w:r>
+      <w:proofErr w:type="spellStart"/>
+      <w:r>
+        <w:rPr>
+          <w:b/>
+          <w:bCs/>
+        </w:rPr>
+        <w:t>TimeFormat</w:t>
+      </w:r>
+      <w:proofErr w:type="spellEnd"/>
+      <w:r>
+        <w:t xml:space="preserve">="h:mm </w:t>
+      </w:r>
+      <w:proofErr w:type="spellStart"/>
+      <w:r>
+        <w:t>tt</w:t>
+      </w:r>
+      <w:proofErr w:type="spellEnd"/>
+      <w:r>
+        <w:t>"</w:t>
+      </w:r>
+    </w:p>
+    <w:p>
+      <w:pPr>
+        <w:spacing w:after="0" w:line="240" w:lineRule="auto"/>
+      </w:pPr>
+      <w:r>
+        <w:t xml:space="preserve">        </w:t>
+      </w:r>
+      <w:r>
+        <w:rPr>
+          <w:b/>
+          <w:bCs/>
+        </w:rPr>
+        <w:t>Label</w:t>
+      </w:r>
+      <w:r>
+        <w:t xml:space="preserve">="OT End Time" </w:t>
+      </w:r>
+    </w:p>
+    <w:p>
+      <w:pPr>
+        <w:spacing w:after="0" w:line="240" w:lineRule="auto"/>
+      </w:pPr>
+      <w:r>
+        <w:t xml:space="preserve">        </w:t>
+      </w:r>
+      <w:r>
+        <w:rPr>
+          <w:b/>
+          <w:bCs/>
+        </w:rPr>
+        <w:t>Variant</w:t>
+      </w:r>
+      <w:r>
+        <w:t>="</w:t>
+      </w:r>
+      <w:proofErr w:type="spellStart"/>
+      <w:r>
+        <w:t>Variant.Text</w:t>
+      </w:r>
+      <w:proofErr w:type="spellEnd"/>
+      <w:r>
+        <w:t>"</w:t>
+      </w:r>
+    </w:p>
+    <w:p>
+      <w:pPr>
+        <w:spacing w:after="0" w:line="240" w:lineRule="auto"/>
+      </w:pPr>
+      <w:r>
+        <w:t xml:space="preserve">        </w:t>
+      </w:r>
+      <w:r>
+        <w:rPr>
+          <w:b/>
+          <w:bCs/>
+        </w:rPr>
+        <w:t>Margin</w:t>
+      </w:r>
+      <w:r>
+        <w:t>="</w:t>
+      </w:r>
+      <w:proofErr w:type="spellStart"/>
+      <w:r>
+        <w:t>Margin.Dense</w:t>
+      </w:r>
+      <w:proofErr w:type="spellEnd"/>
+      <w:r>
+        <w:t>"</w:t>
+      </w:r>
+    </w:p>
+    <w:p>
+      <w:pPr>
+        <w:spacing w:after="0" w:line="240" w:lineRule="auto"/>
+      </w:pPr>
+      <w:r>
+        <w:t xml:space="preserve">        </w:t>
+      </w:r>
+      <w:r>
+        <w:rPr>
+          <w:b/>
+          <w:bCs/>
+        </w:rPr>
+        <w:t>Disabled</w:t>
+      </w:r>
+      <w:r>
+        <w:t>="@_</w:t>
+      </w:r>
+      <w:proofErr w:type="spellStart"/>
+      <w:r>
+        <w:t>isDisabled</w:t>
+      </w:r>
+      <w:proofErr w:type="spellEnd"/>
+      <w:r>
+        <w:t>" /&gt;</w:t>
+      </w:r>
+    </w:p>
+    <w:p>
+      <w:pPr>
+        <w:spacing w:after="0" w:line="240" w:lineRule="auto"/>
+      </w:pPr>
+      <w:r>
+        <w:t>&lt;/</w:t>
+      </w:r>
+      <w:proofErr w:type="spellStart"/>
+      <w:r>
+        <w:rPr>
+          <w:b/>
+          <w:bCs/>
+        </w:rPr>
+        <w:t>MudPaper</w:t>
+      </w:r>
+      <w:proofErr w:type="spellEnd"/>
+      <w:r>
+        <w:t>&gt;</w:t>
+      </w:r>
+    </w:p>
+    <w:p>
+      <w:pPr>
+        <w:spacing w:after="0" w:line="240" w:lineRule="auto"/>
+      </w:pPr>
+    </w:p>
+    <w:p>
+      <w:pPr>
+        <w:spacing w:after="0" w:line="240" w:lineRule="auto"/>
+        <w:rPr>
+          <w:b/>
+          <w:bCs/>
+          <w:color w:val="EE0000"/>
+          <w:u w:val="single"/>
+        </w:rPr>
+      </w:pPr>
+      <w:r>
+        <w:rPr>
+          <w:b/>
+          <w:bCs/>
+          <w:color w:val="EE0000"/>
+          <w:u w:val="single"/>
+        </w:rPr>
+        <w:t>Prompt #6:</w:t>
+      </w:r>
+    </w:p>
+    <w:p>
+      <w:pPr>
+        <w:spacing w:after="0" w:line="240" w:lineRule="auto"/>
+      </w:pPr>
+    </w:p>
+    <w:p>
+      <w:pPr>
+        <w:spacing w:after="0" w:line="240" w:lineRule="auto"/>
+      </w:pPr>
+      <w:r>
+        <w:t>I have the following code for rendering the Overtime Reason field. Tell me how to add * character to the Label so that it will be visible to the screen that this field is mandatory.</w:t>
+      </w:r>
+    </w:p>
+    <w:p>
+      <w:pPr>
+        <w:spacing w:after="0" w:line="240" w:lineRule="auto"/>
+      </w:pPr>
+    </w:p>
+    <w:p>
+      <w:pPr>
+        <w:spacing w:after="0" w:line="240" w:lineRule="auto"/>
+      </w:pPr>
+      <w:r>
+        <w:t>&lt;</w:t>
+      </w:r>
+      <w:proofErr w:type="spellStart"/>
+      <w:r>
+        <w:rPr>
+          <w:b/>
+          <w:bCs/>
+        </w:rPr>
+        <w:t>MudAutocomplete</w:t>
+      </w:r>
+      <w:proofErr w:type="spellEnd"/>
+      <w:r>
+        <w:t xml:space="preserve"> @bind-Value="_overtimeRequest.OTReasonDesc"</w:t>
+      </w:r>
+    </w:p>
+    <w:p>
+      <w:pPr>
+        <w:spacing w:after="0" w:line="240" w:lineRule="auto"/>
+      </w:pPr>
+      <w:r>
+        <w:t xml:space="preserve">                 </w:t>
+      </w:r>
+      <w:r>
+        <w:rPr>
+          <w:b/>
+          <w:bCs/>
+        </w:rPr>
+        <w:t>For</w:t>
+      </w:r>
+      <w:r>
+        <w:t>="</w:t>
+      </w:r>
+      <w:proofErr w:type="gramStart"/>
+      <w:r>
+        <w:t>@(</w:t>
+      </w:r>
+      <w:proofErr w:type="gramEnd"/>
+      <w:r>
+        <w:t>() =&gt; _</w:t>
+      </w:r>
+      <w:proofErr w:type="spellStart"/>
+      <w:r>
+        <w:t>overtimeRequest.OTReasonDesc</w:t>
+      </w:r>
+      <w:proofErr w:type="spellEnd"/>
+      <w:r>
+        <w:t>)"</w:t>
+      </w:r>
+    </w:p>
+    <w:p>
+      <w:pPr>
+        <w:spacing w:after="0" w:line="240" w:lineRule="auto"/>
+      </w:pPr>
+      <w:r>
+        <w:t xml:space="preserve">                 </w:t>
+      </w:r>
+      <w:proofErr w:type="spellStart"/>
+      <w:r>
+        <w:rPr>
+          <w:b/>
+          <w:bCs/>
+        </w:rPr>
+        <w:t>SearchFunc</w:t>
+      </w:r>
+      <w:proofErr w:type="spellEnd"/>
+      <w:r>
+        <w:t>="</w:t>
+      </w:r>
+      <w:proofErr w:type="spellStart"/>
+      <w:r>
+        <w:t>SearchOTReason</w:t>
+      </w:r>
+      <w:proofErr w:type="spellEnd"/>
+      <w:r>
+        <w:t>!"</w:t>
+      </w:r>
+    </w:p>
+    <w:p>
+      <w:pPr>
+        <w:spacing w:after="0" w:line="240" w:lineRule="auto"/>
+      </w:pPr>
+      <w:r>
+        <w:t xml:space="preserve">                 </w:t>
+      </w:r>
+      <w:r>
+        <w:rPr>
+          <w:b/>
+          <w:bCs/>
+        </w:rPr>
+        <w:t>Variant</w:t>
+      </w:r>
+      <w:r>
+        <w:t>="</w:t>
+      </w:r>
+      <w:proofErr w:type="spellStart"/>
+      <w:r>
+        <w:t>Variant.Text</w:t>
+      </w:r>
+      <w:proofErr w:type="spellEnd"/>
+      <w:r>
+        <w:t>"</w:t>
+      </w:r>
+    </w:p>
+    <w:p>
+      <w:pPr>
+        <w:spacing w:after="0" w:line="240" w:lineRule="auto"/>
+      </w:pPr>
+      <w:r>
+        <w:t xml:space="preserve">                 </w:t>
+      </w:r>
+      <w:r>
+        <w:rPr>
+          <w:b/>
+          <w:bCs/>
+        </w:rPr>
+        <w:t>Label</w:t>
+      </w:r>
+      <w:r>
+        <w:t>="</w:t>
+      </w:r>
+      <w:r>
+        <w:t>Overtime</w:t>
+      </w:r>
+      <w:r>
+        <w:t xml:space="preserve"> Reason"</w:t>
+      </w:r>
+    </w:p>
+    <w:p>
+      <w:pPr>
+        <w:spacing w:after="0" w:line="240" w:lineRule="auto"/>
+      </w:pPr>
+      <w:r>
+        <w:t xml:space="preserve">                 </w:t>
+      </w:r>
+      <w:r>
+        <w:rPr>
+          <w:b/>
+          <w:bCs/>
+        </w:rPr>
+        <w:t>Margin</w:t>
+      </w:r>
+      <w:r>
+        <w:t>="</w:t>
+      </w:r>
+      <w:proofErr w:type="spellStart"/>
+      <w:r>
+        <w:t>Margin.Normal</w:t>
+      </w:r>
+      <w:proofErr w:type="spellEnd"/>
+      <w:r>
+        <w:t>"</w:t>
+      </w:r>
+    </w:p>
+    <w:p>
+      <w:pPr>
+        <w:spacing w:after="0" w:line="240" w:lineRule="auto"/>
+      </w:pPr>
+      <w:r>
+        <w:t xml:space="preserve">                 </w:t>
+      </w:r>
+      <w:r>
+        <w:rPr>
+          <w:b/>
+          <w:bCs/>
+        </w:rPr>
+        <w:t>Dense</w:t>
+      </w:r>
+      <w:r>
+        <w:t xml:space="preserve">="true" </w:t>
+      </w:r>
+    </w:p>
+    <w:p>
+      <w:pPr>
+        <w:spacing w:after="0" w:line="240" w:lineRule="auto"/>
+      </w:pPr>
+      <w:r>
+        <w:t xml:space="preserve">                 </w:t>
+      </w:r>
+      <w:r>
+        <w:rPr>
+          <w:b/>
+          <w:bCs/>
+        </w:rPr>
+        <w:t>Placeholder</w:t>
+      </w:r>
+      <w:r>
+        <w:t>="Please Select"</w:t>
+      </w:r>
+    </w:p>
+    <w:p>
+      <w:pPr>
+        <w:spacing w:after="0" w:line="240" w:lineRule="auto"/>
+      </w:pPr>
+      <w:r>
+        <w:t xml:space="preserve">                 </w:t>
+      </w:r>
+      <w:proofErr w:type="spellStart"/>
+      <w:r>
+        <w:rPr>
+          <w:b/>
+          <w:bCs/>
+        </w:rPr>
+        <w:t>HelperText</w:t>
+      </w:r>
+      <w:proofErr w:type="spellEnd"/>
+      <w:r>
+        <w:t>="Type a key to search for reason"</w:t>
+      </w:r>
+    </w:p>
+    <w:p>
+      <w:pPr>
+        <w:spacing w:after="0" w:line="240" w:lineRule="auto"/>
+      </w:pPr>
+      <w:r>
+        <w:t xml:space="preserve">                 </w:t>
+      </w:r>
+      <w:proofErr w:type="spellStart"/>
+      <w:r>
+        <w:rPr>
+          <w:b/>
+          <w:bCs/>
+        </w:rPr>
+        <w:t>HelperTextOnFocus</w:t>
+      </w:r>
+      <w:proofErr w:type="spellEnd"/>
+      <w:r>
+        <w:t>="true"</w:t>
+      </w:r>
+    </w:p>
+    <w:p>
+      <w:pPr>
+        <w:spacing w:after="0" w:line="240" w:lineRule="auto"/>
+      </w:pPr>
+      <w:r>
+        <w:t xml:space="preserve">                 </w:t>
+      </w:r>
+      <w:r>
+        <w:rPr>
+          <w:b/>
+          <w:bCs/>
+        </w:rPr>
+        <w:t>Clearable</w:t>
+      </w:r>
+      <w:r>
+        <w:t xml:space="preserve">="true" </w:t>
+      </w:r>
+      <w:r>
+        <w:rPr>
+          <w:b/>
+          <w:bCs/>
+        </w:rPr>
+        <w:t>Typo</w:t>
+      </w:r>
+      <w:r>
+        <w:t>="Typo.subtitle2"</w:t>
+      </w:r>
+    </w:p>
+    <w:p>
+      <w:pPr>
+        <w:spacing w:after="0" w:line="240" w:lineRule="auto"/>
+      </w:pPr>
+      <w:r>
+        <w:t xml:space="preserve">                 </w:t>
+      </w:r>
+      <w:proofErr w:type="spellStart"/>
+      <w:r>
+        <w:rPr>
+          <w:b/>
+          <w:bCs/>
+        </w:rPr>
+        <w:t>MaxItems</w:t>
+      </w:r>
+      <w:proofErr w:type="spellEnd"/>
+      <w:r>
+        <w:t>="</w:t>
+      </w:r>
+      <w:proofErr w:type="gramStart"/>
+      <w:r>
+        <w:t>@(</w:t>
+      </w:r>
+      <w:proofErr w:type="gramEnd"/>
+      <w:r>
+        <w:t>_</w:t>
+      </w:r>
+      <w:proofErr w:type="spellStart"/>
+      <w:proofErr w:type="gramStart"/>
+      <w:r>
+        <w:t>otReasonList</w:t>
+      </w:r>
+      <w:proofErr w:type="spellEnd"/>
+      <w:r>
+        <w:t xml:space="preserve"> !</w:t>
+      </w:r>
+      <w:proofErr w:type="gramEnd"/>
+      <w:r>
+        <w:t xml:space="preserve">= </w:t>
+      </w:r>
+      <w:proofErr w:type="gramStart"/>
+      <w:r>
+        <w:t>null ?</w:t>
+      </w:r>
+      <w:proofErr w:type="gramEnd"/>
+      <w:r>
+        <w:t xml:space="preserve"> _</w:t>
+      </w:r>
+      <w:proofErr w:type="spellStart"/>
+      <w:proofErr w:type="gramStart"/>
+      <w:r>
+        <w:t>otReasonList.Count</w:t>
+      </w:r>
+      <w:proofErr w:type="spellEnd"/>
+      <w:r>
+        <w:t xml:space="preserve"> :</w:t>
+      </w:r>
+      <w:proofErr w:type="gramEnd"/>
+      <w:r>
+        <w:t xml:space="preserve"> 10)"</w:t>
+      </w:r>
+    </w:p>
+    <w:p>
+      <w:pPr>
+        <w:spacing w:after="0" w:line="240" w:lineRule="auto"/>
+      </w:pPr>
+      <w:r>
+        <w:t xml:space="preserve">                 </w:t>
+      </w:r>
+      <w:r>
+        <w:rPr>
+          <w:b/>
+          <w:bCs/>
+        </w:rPr>
+        <w:t>Disabled</w:t>
+      </w:r>
+      <w:r>
+        <w:t>="@_</w:t>
+      </w:r>
+      <w:proofErr w:type="spellStart"/>
+      <w:r>
+        <w:t>isDisabled</w:t>
+      </w:r>
+      <w:proofErr w:type="spellEnd"/>
+      <w:r>
+        <w:t>"</w:t>
+      </w:r>
+    </w:p>
+    <w:p>
+      <w:pPr>
+        <w:spacing w:after="0" w:line="240" w:lineRule="auto"/>
+      </w:pPr>
+      <w:r>
+        <w:t xml:space="preserve">                 </w:t>
+      </w:r>
+      <w:r>
+        <w:rPr>
+          <w:b/>
+          <w:bCs/>
+        </w:rPr>
+        <w:t>Modal</w:t>
+      </w:r>
+      <w:r>
+        <w:t>="true" /&gt;</w:t>
       </w:r>
     </w:p>
     <w:sectPr>
@@ -753,7 +6050,7 @@
   <w:style w:type="paragraph" w:default="1" w:styleId="Normal">
     <w:name w:val="Normal"/>
     <w:qFormat/>
-    <w:rsid w:val="000C393B"/>
+    <w:rsid w:val="00626DA9"/>
   </w:style>
   <w:style w:type="paragraph" w:styleId="Heading1">
     <w:name w:val="heading 1"/>
@@ -957,7 +6254,6 @@
   <w:style w:type="character" w:default="1" w:styleId="DefaultParagraphFont">
     <w:name w:val="Default Paragraph Font"/>
     <w:uiPriority w:val="1"/>
-    <w:semiHidden/>
     <w:unhideWhenUsed/>
   </w:style>
   <w:style w:type="table" w:default="1" w:styleId="TableNormal">
